--- a/lessons/4-3/downloads/reveal/teacher/4.3-homework-packet-level-1.docx
+++ b/lessons/4-3/downloads/reveal/teacher/4.3-homework-packet-level-1.docx
@@ -15,8 +15,8 @@
         <w:rPr>
           <w:rFonts w:ascii="Avenir Next" w:hAnsi="Avenir Next" w:cs="Avenir Next" w:eastAsia="Avenir Next"/>
           <w:color w:val="1A1A1A"/>
-          <w:sz w:val="22"/>
-          <w:szCs w:val="22"/>
+          <w:sz w:val="23"/>
+          <w:szCs w:val="23"/>
         </w:rPr>
         <w:t xml:space="preserve">Name</w:t>
       </w:r>
@@ -24,8 +24,8 @@
         <w:rPr>
           <w:rFonts w:ascii="Avenir Next" w:hAnsi="Avenir Next" w:cs="Avenir Next" w:eastAsia="Avenir Next"/>
           <w:color w:val="1A1A1A"/>
-          <w:sz w:val="22"/>
-          <w:szCs w:val="22"/>
+          <w:sz w:val="23"/>
+          <w:szCs w:val="23"/>
         </w:rPr>
         <w:tab/>
       </w:r>
@@ -33,8 +33,8 @@
         <w:rPr>
           <w:rFonts w:ascii="Avenir Next" w:hAnsi="Avenir Next" w:cs="Avenir Next" w:eastAsia="Avenir Next"/>
           <w:color w:val="1A1A1A"/>
-          <w:sz w:val="22"/>
-          <w:szCs w:val="22"/>
+          <w:sz w:val="23"/>
+          <w:szCs w:val="23"/>
         </w:rPr>
         <w:t xml:space="preserve">   Date</w:t>
       </w:r>
@@ -42,8 +42,8 @@
         <w:rPr>
           <w:rFonts w:ascii="Avenir Next" w:hAnsi="Avenir Next" w:cs="Avenir Next" w:eastAsia="Avenir Next"/>
           <w:color w:val="1A1A1A"/>
-          <w:sz w:val="22"/>
-          <w:szCs w:val="22"/>
+          <w:sz w:val="23"/>
+          <w:szCs w:val="23"/>
         </w:rPr>
         <w:tab/>
       </w:r>
@@ -51,8 +51,8 @@
         <w:rPr>
           <w:rFonts w:ascii="Avenir Next" w:hAnsi="Avenir Next" w:cs="Avenir Next" w:eastAsia="Avenir Next"/>
           <w:color w:val="1A1A1A"/>
-          <w:sz w:val="22"/>
-          <w:szCs w:val="22"/>
+          <w:sz w:val="23"/>
+          <w:szCs w:val="23"/>
         </w:rPr>
         <w:t xml:space="preserve">   Period</w:t>
       </w:r>
@@ -60,8 +60,8 @@
         <w:rPr>
           <w:rFonts w:ascii="Avenir Next" w:hAnsi="Avenir Next" w:cs="Avenir Next" w:eastAsia="Avenir Next"/>
           <w:color w:val="1A1A1A"/>
-          <w:sz w:val="22"/>
-          <w:szCs w:val="22"/>
+          <w:sz w:val="23"/>
+          <w:szCs w:val="23"/>
         </w:rPr>
         <w:tab/>
       </w:r>
@@ -78,8 +78,8 @@
           <w:caps/>
           <w:color w:val="003A70"/>
           <w:spacing w:val="12"/>
-          <w:sz w:val="21"/>
-          <w:szCs w:val="21"/>
+          <w:sz w:val="22"/>
+          <w:szCs w:val="22"/>
         </w:rPr>
         <w:t xml:space="preserve">Lesson 4-3  ·  Homework Packet  ·  Level 1  ·  Sheet 1 of 2</w:t>
       </w:r>
@@ -114,7 +114,7 @@
           <w:sz w:val="17"/>
           <w:szCs w:val="17"/>
         </w:rPr>
-        <w:t xml:space="preserve">Maryland Standard 6.RP.A.3c   ·   Learning target — I can estimate a percent by comparing an amount to benchmark percents.</w:t>
+        <w:t xml:space="preserve">Maryland Standard 6.AT.4   ·   Learning target — I can estimate a percent by comparing an amount to benchmark percents.</w:t>
       </w:r>
     </w:p>
     <w:p>
@@ -185,8 +185,8 @@
                 <w:rFonts w:ascii="Avenir Next" w:hAnsi="Avenir Next" w:cs="Avenir Next" w:eastAsia="Avenir Next"/>
                 <w:b/>
                 <w:color w:val="003A70"/>
-                <w:sz w:val="18"/>
-                <w:szCs w:val="18"/>
+                <w:sz w:val="22"/>
+                <w:szCs w:val="22"/>
               </w:rPr>
               <w:t xml:space="preserve">•</w:t>
             </w:r>
@@ -194,8 +194,8 @@
               <w:rPr>
                 <w:rFonts w:ascii="Avenir Next" w:hAnsi="Avenir Next" w:cs="Avenir Next" w:eastAsia="Avenir Next"/>
                 <w:color w:val="1A1A1A"/>
-                <w:sz w:val="18"/>
-                <w:szCs w:val="18"/>
+                <w:sz w:val="22"/>
+                <w:szCs w:val="22"/>
               </w:rPr>
               <w:tab/>
             </w:r>
@@ -204,8 +204,8 @@
                 <w:rFonts w:ascii="Avenir Next" w:hAnsi="Avenir Next" w:cs="Avenir Next" w:eastAsia="Avenir Next"/>
                 <w:b/>
                 <w:color w:val="1A1A1A"/>
-                <w:sz w:val="18"/>
-                <w:szCs w:val="18"/>
+                <w:sz w:val="22"/>
+                <w:szCs w:val="22"/>
               </w:rPr>
               <w:t xml:space="preserve">Benchmarks:</w:t>
             </w:r>
@@ -213,10 +213,10 @@
               <w:rPr>
                 <w:rFonts w:ascii="Avenir Next" w:hAnsi="Avenir Next" w:cs="Avenir Next" w:eastAsia="Avenir Next"/>
                 <w:color w:val="1A1A1A"/>
-                <w:sz w:val="18"/>
-                <w:szCs w:val="18"/>
-              </w:rPr>
-              <w:t xml:space="preserve"> 10%, 25%, 50%, 75%, 100%.</w:t>
+                <w:sz w:val="22"/>
+                <w:szCs w:val="22"/>
+              </w:rPr>
+              <w:t xml:space="preserve"> 10%, 25%, 50%, 75%, 100%. Build others from 10%: 20% = 2 × 10%, 30% = 3 × 10%.</w:t>
             </w:r>
           </w:p>
           <w:p>
@@ -232,8 +232,8 @@
                 <w:rFonts w:ascii="Avenir Next" w:hAnsi="Avenir Next" w:cs="Avenir Next" w:eastAsia="Avenir Next"/>
                 <w:b/>
                 <w:color w:val="003A70"/>
-                <w:sz w:val="18"/>
-                <w:szCs w:val="18"/>
+                <w:sz w:val="22"/>
+                <w:szCs w:val="22"/>
               </w:rPr>
               <w:t xml:space="preserve">•</w:t>
             </w:r>
@@ -241,8 +241,8 @@
               <w:rPr>
                 <w:rFonts w:ascii="Avenir Next" w:hAnsi="Avenir Next" w:cs="Avenir Next" w:eastAsia="Avenir Next"/>
                 <w:color w:val="1A1A1A"/>
-                <w:sz w:val="18"/>
-                <w:szCs w:val="18"/>
+                <w:sz w:val="22"/>
+                <w:szCs w:val="22"/>
               </w:rPr>
               <w:tab/>
             </w:r>
@@ -250,8 +250,8 @@
               <w:rPr>
                 <w:rFonts w:ascii="Avenir Next" w:hAnsi="Avenir Next" w:cs="Avenir Next" w:eastAsia="Avenir Next"/>
                 <w:color w:val="1A1A1A"/>
-                <w:sz w:val="18"/>
-                <w:szCs w:val="18"/>
+                <w:sz w:val="22"/>
+                <w:szCs w:val="22"/>
               </w:rPr>
               <w:t xml:space="preserve">Find benchmark amounts of the </w:t>
             </w:r>
@@ -260,8 +260,8 @@
                 <w:rFonts w:ascii="Avenir Next" w:hAnsi="Avenir Next" w:cs="Avenir Next" w:eastAsia="Avenir Next"/>
                 <w:b/>
                 <w:color w:val="1A1A1A"/>
-                <w:sz w:val="18"/>
-                <w:szCs w:val="18"/>
+                <w:sz w:val="22"/>
+                <w:szCs w:val="22"/>
               </w:rPr>
               <w:t xml:space="preserve">whole</w:t>
             </w:r>
@@ -269,8 +269,8 @@
               <w:rPr>
                 <w:rFonts w:ascii="Avenir Next" w:hAnsi="Avenir Next" w:cs="Avenir Next" w:eastAsia="Avenir Next"/>
                 <w:color w:val="1A1A1A"/>
-                <w:sz w:val="18"/>
-                <w:szCs w:val="18"/>
+                <w:sz w:val="22"/>
+                <w:szCs w:val="22"/>
               </w:rPr>
               <w:t xml:space="preserve">. Which one is the part </w:t>
             </w:r>
@@ -279,8 +279,8 @@
                 <w:rFonts w:ascii="Avenir Next" w:hAnsi="Avenir Next" w:cs="Avenir Next" w:eastAsia="Avenir Next"/>
                 <w:b/>
                 <w:color w:val="1A1A1A"/>
-                <w:sz w:val="18"/>
-                <w:szCs w:val="18"/>
+                <w:sz w:val="22"/>
+                <w:szCs w:val="22"/>
               </w:rPr>
               <w:t xml:space="preserve">about</w:t>
             </w:r>
@@ -288,8 +288,8 @@
               <w:rPr>
                 <w:rFonts w:ascii="Avenir Next" w:hAnsi="Avenir Next" w:cs="Avenir Next" w:eastAsia="Avenir Next"/>
                 <w:color w:val="1A1A1A"/>
-                <w:sz w:val="18"/>
-                <w:szCs w:val="18"/>
+                <w:sz w:val="22"/>
+                <w:szCs w:val="22"/>
               </w:rPr>
               <w:t xml:space="preserve"> equal to?</w:t>
             </w:r>
@@ -307,8 +307,8 @@
                 <w:rFonts w:ascii="Avenir Next" w:hAnsi="Avenir Next" w:cs="Avenir Next" w:eastAsia="Avenir Next"/>
                 <w:b/>
                 <w:color w:val="003A70"/>
-                <w:sz w:val="18"/>
-                <w:szCs w:val="18"/>
+                <w:sz w:val="22"/>
+                <w:szCs w:val="22"/>
               </w:rPr>
               <w:t xml:space="preserve">•</w:t>
             </w:r>
@@ -316,8 +316,8 @@
               <w:rPr>
                 <w:rFonts w:ascii="Avenir Next" w:hAnsi="Avenir Next" w:cs="Avenir Next" w:eastAsia="Avenir Next"/>
                 <w:color w:val="1A1A1A"/>
-                <w:sz w:val="18"/>
-                <w:szCs w:val="18"/>
+                <w:sz w:val="22"/>
+                <w:szCs w:val="22"/>
               </w:rPr>
               <w:tab/>
             </w:r>
@@ -325,8 +325,8 @@
               <w:rPr>
                 <w:rFonts w:ascii="Avenir Next" w:hAnsi="Avenir Next" w:cs="Avenir Next" w:eastAsia="Avenir Next"/>
                 <w:color w:val="1A1A1A"/>
-                <w:sz w:val="18"/>
-                <w:szCs w:val="18"/>
+                <w:sz w:val="22"/>
+                <w:szCs w:val="22"/>
               </w:rPr>
               <w:t xml:space="preserve">A </w:t>
             </w:r>
@@ -335,8 +335,8 @@
                 <w:rFonts w:ascii="Avenir Next" w:hAnsi="Avenir Next" w:cs="Avenir Next" w:eastAsia="Avenir Next"/>
                 <w:b/>
                 <w:color w:val="1A1A1A"/>
-                <w:sz w:val="18"/>
-                <w:szCs w:val="18"/>
+                <w:sz w:val="22"/>
+                <w:szCs w:val="22"/>
               </w:rPr>
               <w:t xml:space="preserve">double number line</w:t>
             </w:r>
@@ -344,8 +344,8 @@
               <w:rPr>
                 <w:rFonts w:ascii="Avenir Next" w:hAnsi="Avenir Next" w:cs="Avenir Next" w:eastAsia="Avenir Next"/>
                 <w:color w:val="1A1A1A"/>
-                <w:sz w:val="18"/>
-                <w:szCs w:val="18"/>
+                <w:sz w:val="22"/>
+                <w:szCs w:val="22"/>
               </w:rPr>
               <w:t xml:space="preserve"> lines up amounts with percents.</w:t>
             </w:r>
@@ -381,8 +381,8 @@
               <w:rPr>
                 <w:rFonts w:ascii="Avenir Next" w:hAnsi="Avenir Next" w:cs="Avenir Next" w:eastAsia="Avenir Next"/>
                 <w:color w:val="1A1A1A"/>
-                <w:sz w:val="17"/>
-                <w:szCs w:val="17"/>
+                <w:sz w:val="21"/>
+                <w:szCs w:val="21"/>
               </w:rPr>
               <w:t xml:space="preserve">A water jug holds 40 cups. There are 29 cups left. About what percent of the jug is left?</w:t>
             </w:r>
@@ -400,8 +400,8 @@
                 <w:rFonts w:ascii="Avenir Next" w:hAnsi="Avenir Next" w:cs="Avenir Next" w:eastAsia="Avenir Next"/>
                 <w:b/>
                 <w:color w:val="003A70"/>
-                <w:sz w:val="17"/>
-                <w:szCs w:val="17"/>
+                <w:sz w:val="21"/>
+                <w:szCs w:val="21"/>
               </w:rPr>
               <w:t xml:space="preserve">Step 1</w:t>
             </w:r>
@@ -409,8 +409,8 @@
               <w:rPr>
                 <w:rFonts w:ascii="Avenir Next" w:hAnsi="Avenir Next" w:cs="Avenir Next" w:eastAsia="Avenir Next"/>
                 <w:color w:val="1A1A1A"/>
-                <w:sz w:val="17"/>
-                <w:szCs w:val="17"/>
+                <w:sz w:val="21"/>
+                <w:szCs w:val="21"/>
               </w:rPr>
               <w:tab/>
             </w:r>
@@ -418,8 +418,8 @@
               <w:rPr>
                 <w:rFonts w:ascii="Avenir Next" w:hAnsi="Avenir Next" w:cs="Avenir Next" w:eastAsia="Avenir Next"/>
                 <w:color w:val="1A1A1A"/>
-                <w:sz w:val="17"/>
-                <w:szCs w:val="17"/>
+                <w:sz w:val="21"/>
+                <w:szCs w:val="21"/>
               </w:rPr>
               <w:t xml:space="preserve">Benchmarks of 40: 50% = 20 and 75% = 30.</w:t>
             </w:r>
@@ -437,8 +437,8 @@
                 <w:rFonts w:ascii="Avenir Next" w:hAnsi="Avenir Next" w:cs="Avenir Next" w:eastAsia="Avenir Next"/>
                 <w:b/>
                 <w:color w:val="003A70"/>
-                <w:sz w:val="17"/>
-                <w:szCs w:val="17"/>
+                <w:sz w:val="21"/>
+                <w:szCs w:val="21"/>
               </w:rPr>
               <w:t xml:space="preserve">Step 2</w:t>
             </w:r>
@@ -446,8 +446,8 @@
               <w:rPr>
                 <w:rFonts w:ascii="Avenir Next" w:hAnsi="Avenir Next" w:cs="Avenir Next" w:eastAsia="Avenir Next"/>
                 <w:color w:val="1A1A1A"/>
-                <w:sz w:val="17"/>
-                <w:szCs w:val="17"/>
+                <w:sz w:val="21"/>
+                <w:szCs w:val="21"/>
               </w:rPr>
               <w:tab/>
             </w:r>
@@ -455,8 +455,8 @@
               <w:rPr>
                 <w:rFonts w:ascii="Avenir Next" w:hAnsi="Avenir Next" w:cs="Avenir Next" w:eastAsia="Avenir Next"/>
                 <w:color w:val="1A1A1A"/>
-                <w:sz w:val="17"/>
-                <w:szCs w:val="17"/>
+                <w:sz w:val="21"/>
+                <w:szCs w:val="21"/>
               </w:rPr>
               <w:t xml:space="preserve">29 is very close to 30.</w:t>
             </w:r>
@@ -474,8 +474,8 @@
                 <w:rFonts w:ascii="Avenir Next" w:hAnsi="Avenir Next" w:cs="Avenir Next" w:eastAsia="Avenir Next"/>
                 <w:b/>
                 <w:color w:val="003A70"/>
-                <w:sz w:val="17"/>
-                <w:szCs w:val="17"/>
+                <w:sz w:val="21"/>
+                <w:szCs w:val="21"/>
               </w:rPr>
               <w:t xml:space="preserve">Step 3</w:t>
             </w:r>
@@ -483,8 +483,8 @@
               <w:rPr>
                 <w:rFonts w:ascii="Avenir Next" w:hAnsi="Avenir Next" w:cs="Avenir Next" w:eastAsia="Avenir Next"/>
                 <w:color w:val="1A1A1A"/>
-                <w:sz w:val="17"/>
-                <w:szCs w:val="17"/>
+                <w:sz w:val="21"/>
+                <w:szCs w:val="21"/>
               </w:rPr>
               <w:tab/>
             </w:r>
@@ -492,8 +492,8 @@
               <w:rPr>
                 <w:rFonts w:ascii="Avenir Next" w:hAnsi="Avenir Next" w:cs="Avenir Next" w:eastAsia="Avenir Next"/>
                 <w:color w:val="1A1A1A"/>
-                <w:sz w:val="17"/>
-                <w:szCs w:val="17"/>
+                <w:sz w:val="21"/>
+                <w:szCs w:val="21"/>
               </w:rPr>
               <w:t xml:space="preserve">So 29 out of 40 is about 75%.</w:t>
             </w:r>
@@ -511,8 +511,8 @@
                 <w:rFonts w:ascii="Avenir Next" w:hAnsi="Avenir Next" w:cs="Avenir Next" w:eastAsia="Avenir Next"/>
                 <w:b/>
                 <w:color w:val="1A1A1A"/>
-                <w:sz w:val="17"/>
-                <w:szCs w:val="17"/>
+                <w:sz w:val="21"/>
+                <w:szCs w:val="21"/>
               </w:rPr>
               <w:t xml:space="preserve">Answer</w:t>
             </w:r>
@@ -520,8 +520,8 @@
               <w:rPr>
                 <w:rFonts w:ascii="Avenir Next" w:hAnsi="Avenir Next" w:cs="Avenir Next" w:eastAsia="Avenir Next"/>
                 <w:color w:val="1A1A1A"/>
-                <w:sz w:val="17"/>
-                <w:szCs w:val="17"/>
+                <w:sz w:val="21"/>
+                <w:szCs w:val="21"/>
               </w:rPr>
               <w:tab/>
             </w:r>
@@ -530,8 +530,8 @@
                 <w:rFonts w:ascii="Avenir Next" w:hAnsi="Avenir Next" w:cs="Avenir Next" w:eastAsia="Avenir Next"/>
                 <w:b/>
                 <w:color w:val="1A1A1A"/>
-                <w:sz w:val="17"/>
-                <w:szCs w:val="17"/>
+                <w:sz w:val="21"/>
+                <w:szCs w:val="21"/>
               </w:rPr>
               <w:t xml:space="preserve">about 75%</w:t>
             </w:r>
@@ -603,17 +603,17 @@
                 <w:rFonts w:ascii="Avenir Next" w:hAnsi="Avenir Next" w:cs="Avenir Next" w:eastAsia="Avenir Next"/>
                 <w:b/>
                 <w:color w:val="1A1A1A"/>
-                <w:sz w:val="21"/>
-                <w:szCs w:val="21"/>
-              </w:rPr>
-              <w:t xml:space="preserve">benchmark</w:t>
+                <w:sz w:val="22"/>
+                <w:szCs w:val="22"/>
+              </w:rPr>
+              <w:t xml:space="preserve">benchmark (porcentaje de referencia)</w:t>
             </w:r>
             <w:r>
               <w:rPr>
                 <w:rFonts w:ascii="Avenir Next" w:hAnsi="Avenir Next" w:cs="Avenir Next" w:eastAsia="Avenir Next"/>
                 <w:color w:val="5A5F66"/>
-                <w:sz w:val="21"/>
-                <w:szCs w:val="21"/>
+                <w:sz w:val="22"/>
+                <w:szCs w:val="22"/>
               </w:rPr>
               <w:t xml:space="preserve"> — </w:t>
             </w:r>
@@ -621,8 +621,8 @@
               <w:rPr>
                 <w:rFonts w:ascii="Avenir Next" w:hAnsi="Avenir Next" w:cs="Avenir Next" w:eastAsia="Avenir Next"/>
                 <w:color w:val="1A1A1A"/>
-                <w:sz w:val="21"/>
-                <w:szCs w:val="21"/>
+                <w:sz w:val="22"/>
+                <w:szCs w:val="22"/>
               </w:rPr>
               <w:t xml:space="preserve">an easy percent: 10%, 25%, 50%, 75%</w:t>
             </w:r>
@@ -636,17 +636,17 @@
                 <w:rFonts w:ascii="Avenir Next" w:hAnsi="Avenir Next" w:cs="Avenir Next" w:eastAsia="Avenir Next"/>
                 <w:b/>
                 <w:color w:val="1A1A1A"/>
-                <w:sz w:val="21"/>
-                <w:szCs w:val="21"/>
-              </w:rPr>
-              <w:t xml:space="preserve">the whole</w:t>
+                <w:sz w:val="22"/>
+                <w:szCs w:val="22"/>
+              </w:rPr>
+              <w:t xml:space="preserve">the whole (el entero)</w:t>
             </w:r>
             <w:r>
               <w:rPr>
                 <w:rFonts w:ascii="Avenir Next" w:hAnsi="Avenir Next" w:cs="Avenir Next" w:eastAsia="Avenir Next"/>
                 <w:color w:val="5A5F66"/>
-                <w:sz w:val="21"/>
-                <w:szCs w:val="21"/>
+                <w:sz w:val="22"/>
+                <w:szCs w:val="22"/>
               </w:rPr>
               <w:t xml:space="preserve"> — </w:t>
             </w:r>
@@ -654,8 +654,8 @@
               <w:rPr>
                 <w:rFonts w:ascii="Avenir Next" w:hAnsi="Avenir Next" w:cs="Avenir Next" w:eastAsia="Avenir Next"/>
                 <w:color w:val="1A1A1A"/>
-                <w:sz w:val="21"/>
-                <w:szCs w:val="21"/>
+                <w:sz w:val="22"/>
+                <w:szCs w:val="22"/>
               </w:rPr>
               <w:t xml:space="preserve">the full amount; it is 100%</w:t>
             </w:r>
@@ -680,17 +680,17 @@
                 <w:rFonts w:ascii="Avenir Next" w:hAnsi="Avenir Next" w:cs="Avenir Next" w:eastAsia="Avenir Next"/>
                 <w:b/>
                 <w:color w:val="1A1A1A"/>
-                <w:sz w:val="21"/>
-                <w:szCs w:val="21"/>
-              </w:rPr>
-              <w:t xml:space="preserve">about</w:t>
+                <w:sz w:val="22"/>
+                <w:szCs w:val="22"/>
+              </w:rPr>
+              <w:t xml:space="preserve">about (aproximadamente)</w:t>
             </w:r>
             <w:r>
               <w:rPr>
                 <w:rFonts w:ascii="Avenir Next" w:hAnsi="Avenir Next" w:cs="Avenir Next" w:eastAsia="Avenir Next"/>
                 <w:color w:val="5A5F66"/>
-                <w:sz w:val="21"/>
-                <w:szCs w:val="21"/>
+                <w:sz w:val="22"/>
+                <w:szCs w:val="22"/>
               </w:rPr>
               <w:t xml:space="preserve"> — </w:t>
             </w:r>
@@ -698,8 +698,8 @@
               <w:rPr>
                 <w:rFonts w:ascii="Avenir Next" w:hAnsi="Avenir Next" w:cs="Avenir Next" w:eastAsia="Avenir Next"/>
                 <w:color w:val="1A1A1A"/>
-                <w:sz w:val="21"/>
-                <w:szCs w:val="21"/>
+                <w:sz w:val="22"/>
+                <w:szCs w:val="22"/>
               </w:rPr>
               <w:t xml:space="preserve">close to, not exact</w:t>
             </w:r>
@@ -713,17 +713,17 @@
                 <w:rFonts w:ascii="Avenir Next" w:hAnsi="Avenir Next" w:cs="Avenir Next" w:eastAsia="Avenir Next"/>
                 <w:b/>
                 <w:color w:val="1A1A1A"/>
-                <w:sz w:val="21"/>
-                <w:szCs w:val="21"/>
-              </w:rPr>
-              <w:t xml:space="preserve">estimate</w:t>
+                <w:sz w:val="22"/>
+                <w:szCs w:val="22"/>
+              </w:rPr>
+              <w:t xml:space="preserve">estimate (estimar)</w:t>
             </w:r>
             <w:r>
               <w:rPr>
                 <w:rFonts w:ascii="Avenir Next" w:hAnsi="Avenir Next" w:cs="Avenir Next" w:eastAsia="Avenir Next"/>
                 <w:color w:val="5A5F66"/>
-                <w:sz w:val="21"/>
-                <w:szCs w:val="21"/>
+                <w:sz w:val="22"/>
+                <w:szCs w:val="22"/>
               </w:rPr>
               <w:t xml:space="preserve"> — </w:t>
             </w:r>
@@ -731,8 +731,8 @@
               <w:rPr>
                 <w:rFonts w:ascii="Avenir Next" w:hAnsi="Avenir Next" w:cs="Avenir Next" w:eastAsia="Avenir Next"/>
                 <w:color w:val="1A1A1A"/>
-                <w:sz w:val="21"/>
-                <w:szCs w:val="21"/>
+                <w:sz w:val="22"/>
+                <w:szCs w:val="22"/>
               </w:rPr>
               <w:t xml:space="preserve">a close answer</w:t>
             </w:r>
@@ -750,6 +750,7 @@
           <w:tab w:val="right" w:pos="9504"/>
         </w:tabs>
         <w:spacing w:before="90" w:after="50" w:line="240" w:lineRule="auto"/>
+        <w:outlineLvl w:val="1"/>
       </w:pPr>
       <w:r>
         <w:rPr>
@@ -757,8 +758,8 @@
           <w:b/>
           <w:color w:val="003A70"/>
           <w:spacing w:val="14"/>
-          <w:sz w:val="21"/>
-          <w:szCs w:val="21"/>
+          <w:sz w:val="22"/>
+          <w:szCs w:val="22"/>
         </w:rPr>
         <w:t xml:space="preserve">PRACTICE</w:t>
       </w:r>
@@ -834,8 +835,8 @@
                 <w:rFonts w:ascii="Avenir Next" w:hAnsi="Avenir Next" w:cs="Avenir Next" w:eastAsia="Avenir Next"/>
                 <w:b/>
                 <w:color w:val="1A1A1A"/>
-                <w:sz w:val="22"/>
-                <w:szCs w:val="22"/>
+                <w:sz w:val="24"/>
+                <w:szCs w:val="24"/>
               </w:rPr>
               <w:t xml:space="preserve">1.</w:t>
             </w:r>
@@ -843,8 +844,8 @@
               <w:rPr>
                 <w:rFonts w:ascii="Avenir Next" w:hAnsi="Avenir Next" w:cs="Avenir Next" w:eastAsia="Avenir Next"/>
                 <w:color w:val="1A1A1A"/>
-                <w:sz w:val="22"/>
-                <w:szCs w:val="22"/>
+                <w:sz w:val="24"/>
+                <w:szCs w:val="24"/>
               </w:rPr>
               <w:tab/>
             </w:r>
@@ -853,8 +854,8 @@
                 <w:rFonts w:ascii="Avenir Next" w:hAnsi="Avenir Next" w:cs="Avenir Next" w:eastAsia="Avenir Next"/>
                 <w:b/>
                 <w:color w:val="1A1A1A"/>
-                <w:sz w:val="22"/>
-                <w:szCs w:val="22"/>
+                <w:sz w:val="24"/>
+                <w:szCs w:val="24"/>
               </w:rPr>
               <w:t xml:space="preserve">Reading Goal.  </w:t>
             </w:r>
@@ -862,8 +863,8 @@
               <w:rPr>
                 <w:rFonts w:ascii="Avenir Next" w:hAnsi="Avenir Next" w:cs="Avenir Next" w:eastAsia="Avenir Next"/>
                 <w:color w:val="1A1A1A"/>
-                <w:sz w:val="22"/>
-                <w:szCs w:val="22"/>
+                <w:sz w:val="24"/>
+                <w:szCs w:val="24"/>
               </w:rPr>
               <w:t xml:space="preserve">Jada’s goal is to read 160 pages. She has read 42 pages. Fill in the double number line. Then estimate the percent of her goal she has read.</w:t>
             </w:r>
@@ -882,8 +883,8 @@
                 <w:rFonts w:ascii="Avenir Next" w:hAnsi="Avenir Next" w:cs="Avenir Next" w:eastAsia="Avenir Next"/>
                 <w:b/>
                 <w:color w:val="003A70"/>
-                <w:sz w:val="18"/>
-                <w:szCs w:val="18"/>
+                <w:sz w:val="21"/>
+                <w:szCs w:val="21"/>
               </w:rPr>
               <w:t xml:space="preserve">Step 1</w:t>
             </w:r>
@@ -891,8 +892,8 @@
               <w:rPr>
                 <w:rFonts w:ascii="Avenir Next" w:hAnsi="Avenir Next" w:cs="Avenir Next" w:eastAsia="Avenir Next"/>
                 <w:color w:val="1A1A1A"/>
-                <w:sz w:val="18"/>
-                <w:szCs w:val="18"/>
+                <w:sz w:val="21"/>
+                <w:szCs w:val="21"/>
               </w:rPr>
               <w:tab/>
             </w:r>
@@ -900,8 +901,8 @@
               <w:rPr>
                 <w:rFonts w:ascii="Avenir Next" w:hAnsi="Avenir Next" w:cs="Avenir Next" w:eastAsia="Avenir Next"/>
                 <w:color w:val="1A1A1A"/>
-                <w:sz w:val="21"/>
-                <w:szCs w:val="21"/>
+                <w:sz w:val="22"/>
+                <w:szCs w:val="22"/>
               </w:rPr>
               <w:t xml:space="preserve">Find 160 ÷ 4. That is one jump on the top line.</w:t>
             </w:r>
@@ -920,8 +921,8 @@
                 <w:rFonts w:ascii="Avenir Next" w:hAnsi="Avenir Next" w:cs="Avenir Next" w:eastAsia="Avenir Next"/>
                 <w:b/>
                 <w:color w:val="003A70"/>
-                <w:sz w:val="18"/>
-                <w:szCs w:val="18"/>
+                <w:sz w:val="21"/>
+                <w:szCs w:val="21"/>
               </w:rPr>
               <w:t xml:space="preserve">Step 2</w:t>
             </w:r>
@@ -929,8 +930,8 @@
               <w:rPr>
                 <w:rFonts w:ascii="Avenir Next" w:hAnsi="Avenir Next" w:cs="Avenir Next" w:eastAsia="Avenir Next"/>
                 <w:color w:val="1A1A1A"/>
-                <w:sz w:val="18"/>
-                <w:szCs w:val="18"/>
+                <w:sz w:val="21"/>
+                <w:szCs w:val="21"/>
               </w:rPr>
               <w:tab/>
             </w:r>
@@ -938,8 +939,8 @@
               <w:rPr>
                 <w:rFonts w:ascii="Avenir Next" w:hAnsi="Avenir Next" w:cs="Avenir Next" w:eastAsia="Avenir Next"/>
                 <w:color w:val="1A1A1A"/>
-                <w:sz w:val="21"/>
-                <w:szCs w:val="21"/>
+                <w:sz w:val="22"/>
+                <w:szCs w:val="22"/>
               </w:rPr>
               <w:t xml:space="preserve">Fill in each jump on the top line.</w:t>
             </w:r>
@@ -958,8 +959,8 @@
                 <w:rFonts w:ascii="Avenir Next" w:hAnsi="Avenir Next" w:cs="Avenir Next" w:eastAsia="Avenir Next"/>
                 <w:b/>
                 <w:color w:val="003A70"/>
-                <w:sz w:val="18"/>
-                <w:szCs w:val="18"/>
+                <w:sz w:val="21"/>
+                <w:szCs w:val="21"/>
               </w:rPr>
               <w:t xml:space="preserve">Step 3</w:t>
             </w:r>
@@ -967,8 +968,8 @@
               <w:rPr>
                 <w:rFonts w:ascii="Avenir Next" w:hAnsi="Avenir Next" w:cs="Avenir Next" w:eastAsia="Avenir Next"/>
                 <w:color w:val="1A1A1A"/>
-                <w:sz w:val="18"/>
-                <w:szCs w:val="18"/>
+                <w:sz w:val="21"/>
+                <w:szCs w:val="21"/>
               </w:rPr>
               <w:tab/>
             </w:r>
@@ -976,8 +977,8 @@
               <w:rPr>
                 <w:rFonts w:ascii="Avenir Next" w:hAnsi="Avenir Next" w:cs="Avenir Next" w:eastAsia="Avenir Next"/>
                 <w:color w:val="1A1A1A"/>
-                <w:sz w:val="21"/>
-                <w:szCs w:val="21"/>
+                <w:sz w:val="22"/>
+                <w:szCs w:val="22"/>
               </w:rPr>
               <w:t xml:space="preserve">Find the mark closest to 42.</w:t>
             </w:r>
@@ -1035,8 +1036,8 @@
                 <w:rFonts w:ascii="Avenir Next" w:hAnsi="Avenir Next" w:cs="Avenir Next" w:eastAsia="Avenir Next"/>
                 <w:b/>
                 <w:color w:val="1A1A1A"/>
-                <w:sz w:val="18"/>
-                <w:szCs w:val="18"/>
+                <w:sz w:val="21"/>
+                <w:szCs w:val="21"/>
               </w:rPr>
               <w:t xml:space="preserve">About</w:t>
             </w:r>
@@ -1044,8 +1045,8 @@
               <w:rPr>
                 <w:rFonts w:ascii="Avenir Next" w:hAnsi="Avenir Next" w:cs="Avenir Next" w:eastAsia="Avenir Next"/>
                 <w:color w:val="1A1A1A"/>
-                <w:sz w:val="18"/>
-                <w:szCs w:val="18"/>
+                <w:sz w:val="21"/>
+                <w:szCs w:val="21"/>
               </w:rPr>
               <w:tab/>
             </w:r>
@@ -1053,8 +1054,8 @@
               <w:rPr>
                 <w:rFonts w:ascii="Avenir Next" w:hAnsi="Avenir Next" w:cs="Avenir Next" w:eastAsia="Avenir Next"/>
                 <w:color w:val="1A1A1A"/>
-                <w:sz w:val="18"/>
-                <w:szCs w:val="18"/>
+                <w:sz w:val="21"/>
+                <w:szCs w:val="21"/>
               </w:rPr>
               <w:t xml:space="preserve">  %</w:t>
             </w:r>
@@ -1119,8 +1120,8 @@
                 <w:rFonts w:ascii="Avenir Next" w:hAnsi="Avenir Next" w:cs="Avenir Next" w:eastAsia="Avenir Next"/>
                 <w:b/>
                 <w:color w:val="1A1A1A"/>
-                <w:sz w:val="22"/>
-                <w:szCs w:val="22"/>
+                <w:sz w:val="24"/>
+                <w:szCs w:val="24"/>
               </w:rPr>
               <w:t xml:space="preserve">2.</w:t>
             </w:r>
@@ -1128,8 +1129,8 @@
               <w:rPr>
                 <w:rFonts w:ascii="Avenir Next" w:hAnsi="Avenir Next" w:cs="Avenir Next" w:eastAsia="Avenir Next"/>
                 <w:color w:val="1A1A1A"/>
-                <w:sz w:val="22"/>
-                <w:szCs w:val="22"/>
+                <w:sz w:val="24"/>
+                <w:szCs w:val="24"/>
               </w:rPr>
               <w:tab/>
             </w:r>
@@ -1137,10 +1138,86 @@
               <w:rPr>
                 <w:rFonts w:ascii="Avenir Next" w:hAnsi="Avenir Next" w:cs="Avenir Next" w:eastAsia="Avenir Next"/>
                 <w:color w:val="1A1A1A"/>
-                <w:sz w:val="22"/>
-                <w:szCs w:val="22"/>
+                <w:sz w:val="24"/>
+                <w:szCs w:val="24"/>
               </w:rPr>
               <w:t xml:space="preserve">About what percent? Name the closest benchmark: 10%, 25%, 50%, 75%, or 100%.</w:t>
+            </w:r>
+          </w:p>
+          <w:p>
+            <w:pPr>
+              <w:keepNext/>
+              <w:tabs>
+                <w:tab w:val="left" w:pos="1300"/>
+              </w:tabs>
+              <w:spacing w:before="0" w:after="30" w:line="264" w:lineRule="auto"/>
+              <w:ind w:left="1300" w:hanging="868"/>
+            </w:pPr>
+            <w:r>
+              <w:rPr>
+                <w:rFonts w:ascii="Avenir Next" w:hAnsi="Avenir Next" w:cs="Avenir Next" w:eastAsia="Avenir Next"/>
+                <w:b/>
+                <w:color w:val="003A70"/>
+                <w:sz w:val="21"/>
+                <w:szCs w:val="21"/>
+              </w:rPr>
+              <w:t xml:space="preserve">Step 1</w:t>
+            </w:r>
+            <w:r>
+              <w:rPr>
+                <w:rFonts w:ascii="Avenir Next" w:hAnsi="Avenir Next" w:cs="Avenir Next" w:eastAsia="Avenir Next"/>
+                <w:color w:val="1A1A1A"/>
+                <w:sz w:val="21"/>
+                <w:szCs w:val="21"/>
+              </w:rPr>
+              <w:tab/>
+            </w:r>
+            <w:r>
+              <w:rPr>
+                <w:rFonts w:ascii="Avenir Next" w:hAnsi="Avenir Next" w:cs="Avenir Next" w:eastAsia="Avenir Next"/>
+                <w:color w:val="1A1A1A"/>
+                <w:sz w:val="22"/>
+                <w:szCs w:val="22"/>
+              </w:rPr>
+              <w:t xml:space="preserve">Find half of the whole. Then find one fourth and one tenth.</w:t>
+            </w:r>
+          </w:p>
+          <w:p>
+            <w:pPr>
+              <w:keepNext/>
+              <w:tabs>
+                <w:tab w:val="left" w:pos="1300"/>
+              </w:tabs>
+              <w:spacing w:before="0" w:after="30" w:line="264" w:lineRule="auto"/>
+              <w:ind w:left="1300" w:hanging="868"/>
+            </w:pPr>
+            <w:r>
+              <w:rPr>
+                <w:rFonts w:ascii="Avenir Next" w:hAnsi="Avenir Next" w:cs="Avenir Next" w:eastAsia="Avenir Next"/>
+                <w:b/>
+                <w:color w:val="003A70"/>
+                <w:sz w:val="21"/>
+                <w:szCs w:val="21"/>
+              </w:rPr>
+              <w:t xml:space="preserve">Step 2</w:t>
+            </w:r>
+            <w:r>
+              <w:rPr>
+                <w:rFonts w:ascii="Avenir Next" w:hAnsi="Avenir Next" w:cs="Avenir Next" w:eastAsia="Avenir Next"/>
+                <w:color w:val="1A1A1A"/>
+                <w:sz w:val="21"/>
+                <w:szCs w:val="21"/>
+              </w:rPr>
+              <w:tab/>
+            </w:r>
+            <w:r>
+              <w:rPr>
+                <w:rFonts w:ascii="Avenir Next" w:hAnsi="Avenir Next" w:cs="Avenir Next" w:eastAsia="Avenir Next"/>
+                <w:color w:val="1A1A1A"/>
+                <w:sz w:val="22"/>
+                <w:szCs w:val="22"/>
+              </w:rPr>
+              <w:t xml:space="preserve">Which amount is the part closest to? Name that percent.</w:t>
             </w:r>
           </w:p>
           <w:tbl>
@@ -1193,8 +1270,8 @@
                       <w:rFonts w:ascii="Avenir Next" w:hAnsi="Avenir Next" w:cs="Avenir Next" w:eastAsia="Avenir Next"/>
                       <w:b/>
                       <w:color w:val="003A70"/>
-                      <w:sz w:val="22"/>
-                      <w:szCs w:val="22"/>
+                      <w:sz w:val="24"/>
+                      <w:szCs w:val="24"/>
                     </w:rPr>
                     <w:t xml:space="preserve">a.</w:t>
                   </w:r>
@@ -1202,8 +1279,8 @@
                     <w:rPr>
                       <w:rFonts w:ascii="Avenir Next" w:hAnsi="Avenir Next" w:cs="Avenir Next" w:eastAsia="Avenir Next"/>
                       <w:color w:val="1A1A1A"/>
-                      <w:sz w:val="22"/>
-                      <w:szCs w:val="22"/>
+                      <w:sz w:val="24"/>
+                      <w:szCs w:val="24"/>
                     </w:rPr>
                     <w:tab/>
                   </w:r>
@@ -1211,8 +1288,8 @@
                     <w:rPr>
                       <w:rFonts w:ascii="Avenir Next" w:hAnsi="Avenir Next" w:cs="Avenir Next" w:eastAsia="Avenir Next"/>
                       <w:color w:val="1A1A1A"/>
-                      <w:sz w:val="22"/>
-                      <w:szCs w:val="22"/>
+                      <w:sz w:val="24"/>
+                      <w:szCs w:val="24"/>
                     </w:rPr>
                     <w:t xml:space="preserve">7 out of 60 ≈</w:t>
                   </w:r>
@@ -1220,8 +1297,8 @@
                     <w:rPr>
                       <w:rFonts w:ascii="Avenir Next" w:hAnsi="Avenir Next" w:cs="Avenir Next" w:eastAsia="Avenir Next"/>
                       <w:color w:val="1A1A1A"/>
-                      <w:sz w:val="22"/>
-                      <w:szCs w:val="22"/>
+                      <w:sz w:val="24"/>
+                      <w:szCs w:val="24"/>
                     </w:rPr>
                     <w:t xml:space="preserve">  </w:t>
                   </w:r>
@@ -1229,8 +1306,8 @@
                     <w:rPr>
                       <w:rFonts w:ascii="Avenir Next" w:hAnsi="Avenir Next" w:cs="Avenir Next" w:eastAsia="Avenir Next"/>
                       <w:color w:val="1A1A1A"/>
-                      <w:sz w:val="22"/>
-                      <w:szCs w:val="22"/>
+                      <w:sz w:val="24"/>
+                      <w:szCs w:val="24"/>
                       <w:u w:val="single"/>
                     </w:rPr>
                     <w:t xml:space="preserve">      </w:t>
@@ -1239,8 +1316,8 @@
                     <w:rPr>
                       <w:rFonts w:ascii="Avenir Next" w:hAnsi="Avenir Next" w:cs="Avenir Next" w:eastAsia="Avenir Next"/>
                       <w:color w:val="1A1A1A"/>
-                      <w:sz w:val="22"/>
-                      <w:szCs w:val="22"/>
+                      <w:sz w:val="24"/>
+                      <w:szCs w:val="24"/>
                     </w:rPr>
                     <w:t xml:space="preserve"> %</w:t>
                   </w:r>
@@ -1264,8 +1341,8 @@
                       <w:rFonts w:ascii="Avenir Next" w:hAnsi="Avenir Next" w:cs="Avenir Next" w:eastAsia="Avenir Next"/>
                       <w:b/>
                       <w:color w:val="003A70"/>
-                      <w:sz w:val="22"/>
-                      <w:szCs w:val="22"/>
+                      <w:sz w:val="24"/>
+                      <w:szCs w:val="24"/>
                     </w:rPr>
                     <w:t xml:space="preserve">b.</w:t>
                   </w:r>
@@ -1273,8 +1350,8 @@
                     <w:rPr>
                       <w:rFonts w:ascii="Avenir Next" w:hAnsi="Avenir Next" w:cs="Avenir Next" w:eastAsia="Avenir Next"/>
                       <w:color w:val="1A1A1A"/>
-                      <w:sz w:val="22"/>
-                      <w:szCs w:val="22"/>
+                      <w:sz w:val="24"/>
+                      <w:szCs w:val="24"/>
                     </w:rPr>
                     <w:tab/>
                   </w:r>
@@ -1282,8 +1359,8 @@
                     <w:rPr>
                       <w:rFonts w:ascii="Avenir Next" w:hAnsi="Avenir Next" w:cs="Avenir Next" w:eastAsia="Avenir Next"/>
                       <w:color w:val="1A1A1A"/>
-                      <w:sz w:val="22"/>
-                      <w:szCs w:val="22"/>
+                      <w:sz w:val="24"/>
+                      <w:szCs w:val="24"/>
                     </w:rPr>
                     <w:t xml:space="preserve">38 out of 50 ≈</w:t>
                   </w:r>
@@ -1291,8 +1368,8 @@
                     <w:rPr>
                       <w:rFonts w:ascii="Avenir Next" w:hAnsi="Avenir Next" w:cs="Avenir Next" w:eastAsia="Avenir Next"/>
                       <w:color w:val="1A1A1A"/>
-                      <w:sz w:val="22"/>
-                      <w:szCs w:val="22"/>
+                      <w:sz w:val="24"/>
+                      <w:szCs w:val="24"/>
                     </w:rPr>
                     <w:t xml:space="preserve">  </w:t>
                   </w:r>
@@ -1300,8 +1377,8 @@
                     <w:rPr>
                       <w:rFonts w:ascii="Avenir Next" w:hAnsi="Avenir Next" w:cs="Avenir Next" w:eastAsia="Avenir Next"/>
                       <w:color w:val="1A1A1A"/>
-                      <w:sz w:val="22"/>
-                      <w:szCs w:val="22"/>
+                      <w:sz w:val="24"/>
+                      <w:szCs w:val="24"/>
                       <w:u w:val="single"/>
                     </w:rPr>
                     <w:t xml:space="preserve">      </w:t>
@@ -1310,8 +1387,8 @@
                     <w:rPr>
                       <w:rFonts w:ascii="Avenir Next" w:hAnsi="Avenir Next" w:cs="Avenir Next" w:eastAsia="Avenir Next"/>
                       <w:color w:val="1A1A1A"/>
-                      <w:sz w:val="22"/>
-                      <w:szCs w:val="22"/>
+                      <w:sz w:val="24"/>
+                      <w:szCs w:val="24"/>
                     </w:rPr>
                     <w:t xml:space="preserve"> %</w:t>
                   </w:r>
@@ -1335,8 +1412,8 @@
                       <w:rFonts w:ascii="Avenir Next" w:hAnsi="Avenir Next" w:cs="Avenir Next" w:eastAsia="Avenir Next"/>
                       <w:b/>
                       <w:color w:val="003A70"/>
-                      <w:sz w:val="22"/>
-                      <w:szCs w:val="22"/>
+                      <w:sz w:val="24"/>
+                      <w:szCs w:val="24"/>
                     </w:rPr>
                     <w:t xml:space="preserve">c.</w:t>
                   </w:r>
@@ -1344,8 +1421,8 @@
                     <w:rPr>
                       <w:rFonts w:ascii="Avenir Next" w:hAnsi="Avenir Next" w:cs="Avenir Next" w:eastAsia="Avenir Next"/>
                       <w:color w:val="1A1A1A"/>
-                      <w:sz w:val="22"/>
-                      <w:szCs w:val="22"/>
+                      <w:sz w:val="24"/>
+                      <w:szCs w:val="24"/>
                     </w:rPr>
                     <w:tab/>
                   </w:r>
@@ -1353,8 +1430,8 @@
                     <w:rPr>
                       <w:rFonts w:ascii="Avenir Next" w:hAnsi="Avenir Next" w:cs="Avenir Next" w:eastAsia="Avenir Next"/>
                       <w:color w:val="1A1A1A"/>
-                      <w:sz w:val="22"/>
-                      <w:szCs w:val="22"/>
+                      <w:sz w:val="24"/>
+                      <w:szCs w:val="24"/>
                     </w:rPr>
                     <w:t xml:space="preserve">23 out of 90 ≈</w:t>
                   </w:r>
@@ -1362,8 +1439,8 @@
                     <w:rPr>
                       <w:rFonts w:ascii="Avenir Next" w:hAnsi="Avenir Next" w:cs="Avenir Next" w:eastAsia="Avenir Next"/>
                       <w:color w:val="1A1A1A"/>
-                      <w:sz w:val="22"/>
-                      <w:szCs w:val="22"/>
+                      <w:sz w:val="24"/>
+                      <w:szCs w:val="24"/>
                     </w:rPr>
                     <w:t xml:space="preserve">  </w:t>
                   </w:r>
@@ -1371,8 +1448,8 @@
                     <w:rPr>
                       <w:rFonts w:ascii="Avenir Next" w:hAnsi="Avenir Next" w:cs="Avenir Next" w:eastAsia="Avenir Next"/>
                       <w:color w:val="1A1A1A"/>
-                      <w:sz w:val="22"/>
-                      <w:szCs w:val="22"/>
+                      <w:sz w:val="24"/>
+                      <w:szCs w:val="24"/>
                       <w:u w:val="single"/>
                     </w:rPr>
                     <w:t xml:space="preserve">      </w:t>
@@ -1381,8 +1458,8 @@
                     <w:rPr>
                       <w:rFonts w:ascii="Avenir Next" w:hAnsi="Avenir Next" w:cs="Avenir Next" w:eastAsia="Avenir Next"/>
                       <w:color w:val="1A1A1A"/>
-                      <w:sz w:val="22"/>
-                      <w:szCs w:val="22"/>
+                      <w:sz w:val="24"/>
+                      <w:szCs w:val="24"/>
                     </w:rPr>
                     <w:t xml:space="preserve"> %</w:t>
                   </w:r>
@@ -1412,8 +1489,8 @@
                       <w:rFonts w:ascii="Avenir Next" w:hAnsi="Avenir Next" w:cs="Avenir Next" w:eastAsia="Avenir Next"/>
                       <w:b/>
                       <w:color w:val="003A70"/>
-                      <w:sz w:val="22"/>
-                      <w:szCs w:val="22"/>
+                      <w:sz w:val="24"/>
+                      <w:szCs w:val="24"/>
                     </w:rPr>
                     <w:t xml:space="preserve">d.</w:t>
                   </w:r>
@@ -1421,8 +1498,8 @@
                     <w:rPr>
                       <w:rFonts w:ascii="Avenir Next" w:hAnsi="Avenir Next" w:cs="Avenir Next" w:eastAsia="Avenir Next"/>
                       <w:color w:val="1A1A1A"/>
-                      <w:sz w:val="22"/>
-                      <w:szCs w:val="22"/>
+                      <w:sz w:val="24"/>
+                      <w:szCs w:val="24"/>
                     </w:rPr>
                     <w:tab/>
                   </w:r>
@@ -1430,8 +1507,8 @@
                     <w:rPr>
                       <w:rFonts w:ascii="Avenir Next" w:hAnsi="Avenir Next" w:cs="Avenir Next" w:eastAsia="Avenir Next"/>
                       <w:color w:val="1A1A1A"/>
-                      <w:sz w:val="22"/>
-                      <w:szCs w:val="22"/>
+                      <w:sz w:val="24"/>
+                      <w:szCs w:val="24"/>
                     </w:rPr>
                     <w:t xml:space="preserve">19 out of 40 ≈</w:t>
                   </w:r>
@@ -1439,8 +1516,8 @@
                     <w:rPr>
                       <w:rFonts w:ascii="Avenir Next" w:hAnsi="Avenir Next" w:cs="Avenir Next" w:eastAsia="Avenir Next"/>
                       <w:color w:val="1A1A1A"/>
-                      <w:sz w:val="22"/>
-                      <w:szCs w:val="22"/>
+                      <w:sz w:val="24"/>
+                      <w:szCs w:val="24"/>
                     </w:rPr>
                     <w:t xml:space="preserve">  </w:t>
                   </w:r>
@@ -1448,8 +1525,8 @@
                     <w:rPr>
                       <w:rFonts w:ascii="Avenir Next" w:hAnsi="Avenir Next" w:cs="Avenir Next" w:eastAsia="Avenir Next"/>
                       <w:color w:val="1A1A1A"/>
-                      <w:sz w:val="22"/>
-                      <w:szCs w:val="22"/>
+                      <w:sz w:val="24"/>
+                      <w:szCs w:val="24"/>
                       <w:u w:val="single"/>
                     </w:rPr>
                     <w:t xml:space="preserve">      </w:t>
@@ -1458,8 +1535,8 @@
                     <w:rPr>
                       <w:rFonts w:ascii="Avenir Next" w:hAnsi="Avenir Next" w:cs="Avenir Next" w:eastAsia="Avenir Next"/>
                       <w:color w:val="1A1A1A"/>
-                      <w:sz w:val="22"/>
-                      <w:szCs w:val="22"/>
+                      <w:sz w:val="24"/>
+                      <w:szCs w:val="24"/>
                     </w:rPr>
                     <w:t xml:space="preserve"> %</w:t>
                   </w:r>
@@ -1483,8 +1560,8 @@
                       <w:rFonts w:ascii="Avenir Next" w:hAnsi="Avenir Next" w:cs="Avenir Next" w:eastAsia="Avenir Next"/>
                       <w:b/>
                       <w:color w:val="003A70"/>
-                      <w:sz w:val="22"/>
-                      <w:szCs w:val="22"/>
+                      <w:sz w:val="24"/>
+                      <w:szCs w:val="24"/>
                     </w:rPr>
                     <w:t xml:space="preserve">e.</w:t>
                   </w:r>
@@ -1492,8 +1569,8 @@
                     <w:rPr>
                       <w:rFonts w:ascii="Avenir Next" w:hAnsi="Avenir Next" w:cs="Avenir Next" w:eastAsia="Avenir Next"/>
                       <w:color w:val="1A1A1A"/>
-                      <w:sz w:val="22"/>
-                      <w:szCs w:val="22"/>
+                      <w:sz w:val="24"/>
+                      <w:szCs w:val="24"/>
                     </w:rPr>
                     <w:tab/>
                   </w:r>
@@ -1501,8 +1578,8 @@
                     <w:rPr>
                       <w:rFonts w:ascii="Avenir Next" w:hAnsi="Avenir Next" w:cs="Avenir Next" w:eastAsia="Avenir Next"/>
                       <w:color w:val="1A1A1A"/>
-                      <w:sz w:val="22"/>
-                      <w:szCs w:val="22"/>
+                      <w:sz w:val="24"/>
+                      <w:szCs w:val="24"/>
                     </w:rPr>
                     <w:t xml:space="preserve">49 out of 50 ≈</w:t>
                   </w:r>
@@ -1510,8 +1587,8 @@
                     <w:rPr>
                       <w:rFonts w:ascii="Avenir Next" w:hAnsi="Avenir Next" w:cs="Avenir Next" w:eastAsia="Avenir Next"/>
                       <w:color w:val="1A1A1A"/>
-                      <w:sz w:val="22"/>
-                      <w:szCs w:val="22"/>
+                      <w:sz w:val="24"/>
+                      <w:szCs w:val="24"/>
                     </w:rPr>
                     <w:t xml:space="preserve">  </w:t>
                   </w:r>
@@ -1519,8 +1596,8 @@
                     <w:rPr>
                       <w:rFonts w:ascii="Avenir Next" w:hAnsi="Avenir Next" w:cs="Avenir Next" w:eastAsia="Avenir Next"/>
                       <w:color w:val="1A1A1A"/>
-                      <w:sz w:val="22"/>
-                      <w:szCs w:val="22"/>
+                      <w:sz w:val="24"/>
+                      <w:szCs w:val="24"/>
                       <w:u w:val="single"/>
                     </w:rPr>
                     <w:t xml:space="preserve">      </w:t>
@@ -1529,8 +1606,8 @@
                     <w:rPr>
                       <w:rFonts w:ascii="Avenir Next" w:hAnsi="Avenir Next" w:cs="Avenir Next" w:eastAsia="Avenir Next"/>
                       <w:color w:val="1A1A1A"/>
-                      <w:sz w:val="22"/>
-                      <w:szCs w:val="22"/>
+                      <w:sz w:val="24"/>
+                      <w:szCs w:val="24"/>
                     </w:rPr>
                     <w:t xml:space="preserve"> %</w:t>
                   </w:r>
@@ -1554,8 +1631,8 @@
                       <w:rFonts w:ascii="Avenir Next" w:hAnsi="Avenir Next" w:cs="Avenir Next" w:eastAsia="Avenir Next"/>
                       <w:b/>
                       <w:color w:val="003A70"/>
-                      <w:sz w:val="22"/>
-                      <w:szCs w:val="22"/>
+                      <w:sz w:val="24"/>
+                      <w:szCs w:val="24"/>
                     </w:rPr>
                     <w:t xml:space="preserve">f.</w:t>
                   </w:r>
@@ -1563,8 +1640,8 @@
                     <w:rPr>
                       <w:rFonts w:ascii="Avenir Next" w:hAnsi="Avenir Next" w:cs="Avenir Next" w:eastAsia="Avenir Next"/>
                       <w:color w:val="1A1A1A"/>
-                      <w:sz w:val="22"/>
-                      <w:szCs w:val="22"/>
+                      <w:sz w:val="24"/>
+                      <w:szCs w:val="24"/>
                     </w:rPr>
                     <w:tab/>
                   </w:r>
@@ -1572,8 +1649,8 @@
                     <w:rPr>
                       <w:rFonts w:ascii="Avenir Next" w:hAnsi="Avenir Next" w:cs="Avenir Next" w:eastAsia="Avenir Next"/>
                       <w:color w:val="1A1A1A"/>
-                      <w:sz w:val="22"/>
-                      <w:szCs w:val="22"/>
+                      <w:sz w:val="24"/>
+                      <w:szCs w:val="24"/>
                     </w:rPr>
                     <w:t xml:space="preserve">11 out of 45 ≈</w:t>
                   </w:r>
@@ -1581,8 +1658,8 @@
                     <w:rPr>
                       <w:rFonts w:ascii="Avenir Next" w:hAnsi="Avenir Next" w:cs="Avenir Next" w:eastAsia="Avenir Next"/>
                       <w:color w:val="1A1A1A"/>
-                      <w:sz w:val="22"/>
-                      <w:szCs w:val="22"/>
+                      <w:sz w:val="24"/>
+                      <w:szCs w:val="24"/>
                     </w:rPr>
                     <w:t xml:space="preserve">  </w:t>
                   </w:r>
@@ -1590,8 +1667,8 @@
                     <w:rPr>
                       <w:rFonts w:ascii="Avenir Next" w:hAnsi="Avenir Next" w:cs="Avenir Next" w:eastAsia="Avenir Next"/>
                       <w:color w:val="1A1A1A"/>
-                      <w:sz w:val="22"/>
-                      <w:szCs w:val="22"/>
+                      <w:sz w:val="24"/>
+                      <w:szCs w:val="24"/>
                       <w:u w:val="single"/>
                     </w:rPr>
                     <w:t xml:space="preserve">      </w:t>
@@ -1600,8 +1677,8 @@
                     <w:rPr>
                       <w:rFonts w:ascii="Avenir Next" w:hAnsi="Avenir Next" w:cs="Avenir Next" w:eastAsia="Avenir Next"/>
                       <w:color w:val="1A1A1A"/>
-                      <w:sz w:val="22"/>
-                      <w:szCs w:val="22"/>
+                      <w:sz w:val="24"/>
+                      <w:szCs w:val="24"/>
                     </w:rPr>
                     <w:t xml:space="preserve"> %</w:t>
                   </w:r>
@@ -1631,8 +1708,8 @@
                       <w:rFonts w:ascii="Avenir Next" w:hAnsi="Avenir Next" w:cs="Avenir Next" w:eastAsia="Avenir Next"/>
                       <w:b/>
                       <w:color w:val="003A70"/>
-                      <w:sz w:val="22"/>
-                      <w:szCs w:val="22"/>
+                      <w:sz w:val="24"/>
+                      <w:szCs w:val="24"/>
                     </w:rPr>
                     <w:t xml:space="preserve">g.</w:t>
                   </w:r>
@@ -1640,8 +1717,8 @@
                     <w:rPr>
                       <w:rFonts w:ascii="Avenir Next" w:hAnsi="Avenir Next" w:cs="Avenir Next" w:eastAsia="Avenir Next"/>
                       <w:color w:val="1A1A1A"/>
-                      <w:sz w:val="22"/>
-                      <w:szCs w:val="22"/>
+                      <w:sz w:val="24"/>
+                      <w:szCs w:val="24"/>
                     </w:rPr>
                     <w:tab/>
                   </w:r>
@@ -1649,8 +1726,8 @@
                     <w:rPr>
                       <w:rFonts w:ascii="Avenir Next" w:hAnsi="Avenir Next" w:cs="Avenir Next" w:eastAsia="Avenir Next"/>
                       <w:color w:val="1A1A1A"/>
-                      <w:sz w:val="22"/>
-                      <w:szCs w:val="22"/>
+                      <w:sz w:val="24"/>
+                      <w:szCs w:val="24"/>
                     </w:rPr>
                     <w:t xml:space="preserve">16 out of 150 ≈</w:t>
                   </w:r>
@@ -1658,8 +1735,8 @@
                     <w:rPr>
                       <w:rFonts w:ascii="Avenir Next" w:hAnsi="Avenir Next" w:cs="Avenir Next" w:eastAsia="Avenir Next"/>
                       <w:color w:val="1A1A1A"/>
-                      <w:sz w:val="22"/>
-                      <w:szCs w:val="22"/>
+                      <w:sz w:val="24"/>
+                      <w:szCs w:val="24"/>
                     </w:rPr>
                     <w:t xml:space="preserve">  </w:t>
                   </w:r>
@@ -1667,8 +1744,8 @@
                     <w:rPr>
                       <w:rFonts w:ascii="Avenir Next" w:hAnsi="Avenir Next" w:cs="Avenir Next" w:eastAsia="Avenir Next"/>
                       <w:color w:val="1A1A1A"/>
-                      <w:sz w:val="22"/>
-                      <w:szCs w:val="22"/>
+                      <w:sz w:val="24"/>
+                      <w:szCs w:val="24"/>
                       <w:u w:val="single"/>
                     </w:rPr>
                     <w:t xml:space="preserve">      </w:t>
@@ -1677,8 +1754,8 @@
                     <w:rPr>
                       <w:rFonts w:ascii="Avenir Next" w:hAnsi="Avenir Next" w:cs="Avenir Next" w:eastAsia="Avenir Next"/>
                       <w:color w:val="1A1A1A"/>
-                      <w:sz w:val="22"/>
-                      <w:szCs w:val="22"/>
+                      <w:sz w:val="24"/>
+                      <w:szCs w:val="24"/>
                     </w:rPr>
                     <w:t xml:space="preserve"> %</w:t>
                   </w:r>
@@ -1702,8 +1779,8 @@
                       <w:rFonts w:ascii="Avenir Next" w:hAnsi="Avenir Next" w:cs="Avenir Next" w:eastAsia="Avenir Next"/>
                       <w:b/>
                       <w:color w:val="003A70"/>
-                      <w:sz w:val="22"/>
-                      <w:szCs w:val="22"/>
+                      <w:sz w:val="24"/>
+                      <w:szCs w:val="24"/>
                     </w:rPr>
                     <w:t xml:space="preserve">h.</w:t>
                   </w:r>
@@ -1711,8 +1788,8 @@
                     <w:rPr>
                       <w:rFonts w:ascii="Avenir Next" w:hAnsi="Avenir Next" w:cs="Avenir Next" w:eastAsia="Avenir Next"/>
                       <w:color w:val="1A1A1A"/>
-                      <w:sz w:val="22"/>
-                      <w:szCs w:val="22"/>
+                      <w:sz w:val="24"/>
+                      <w:szCs w:val="24"/>
                     </w:rPr>
                     <w:tab/>
                   </w:r>
@@ -1720,8 +1797,8 @@
                     <w:rPr>
                       <w:rFonts w:ascii="Avenir Next" w:hAnsi="Avenir Next" w:cs="Avenir Next" w:eastAsia="Avenir Next"/>
                       <w:color w:val="1A1A1A"/>
-                      <w:sz w:val="22"/>
-                      <w:szCs w:val="22"/>
+                      <w:sz w:val="24"/>
+                      <w:szCs w:val="24"/>
                     </w:rPr>
                     <w:t xml:space="preserve">61 out of 80 ≈</w:t>
                   </w:r>
@@ -1729,8 +1806,8 @@
                     <w:rPr>
                       <w:rFonts w:ascii="Avenir Next" w:hAnsi="Avenir Next" w:cs="Avenir Next" w:eastAsia="Avenir Next"/>
                       <w:color w:val="1A1A1A"/>
-                      <w:sz w:val="22"/>
-                      <w:szCs w:val="22"/>
+                      <w:sz w:val="24"/>
+                      <w:szCs w:val="24"/>
                     </w:rPr>
                     <w:t xml:space="preserve">  </w:t>
                   </w:r>
@@ -1738,8 +1815,8 @@
                     <w:rPr>
                       <w:rFonts w:ascii="Avenir Next" w:hAnsi="Avenir Next" w:cs="Avenir Next" w:eastAsia="Avenir Next"/>
                       <w:color w:val="1A1A1A"/>
-                      <w:sz w:val="22"/>
-                      <w:szCs w:val="22"/>
+                      <w:sz w:val="24"/>
+                      <w:szCs w:val="24"/>
                       <w:u w:val="single"/>
                     </w:rPr>
                     <w:t xml:space="preserve">      </w:t>
@@ -1748,8 +1825,8 @@
                     <w:rPr>
                       <w:rFonts w:ascii="Avenir Next" w:hAnsi="Avenir Next" w:cs="Avenir Next" w:eastAsia="Avenir Next"/>
                       <w:color w:val="1A1A1A"/>
-                      <w:sz w:val="22"/>
-                      <w:szCs w:val="22"/>
+                      <w:sz w:val="24"/>
+                      <w:szCs w:val="24"/>
                     </w:rPr>
                     <w:t xml:space="preserve"> %</w:t>
                   </w:r>
@@ -1833,8 +1910,8 @@
                 <w:rFonts w:ascii="Avenir Next" w:hAnsi="Avenir Next" w:cs="Avenir Next" w:eastAsia="Avenir Next"/>
                 <w:b/>
                 <w:color w:val="1A1A1A"/>
-                <w:sz w:val="22"/>
-                <w:szCs w:val="22"/>
+                <w:sz w:val="24"/>
+                <w:szCs w:val="24"/>
               </w:rPr>
               <w:t xml:space="preserve">3.</w:t>
             </w:r>
@@ -1842,8 +1919,8 @@
               <w:rPr>
                 <w:rFonts w:ascii="Avenir Next" w:hAnsi="Avenir Next" w:cs="Avenir Next" w:eastAsia="Avenir Next"/>
                 <w:color w:val="1A1A1A"/>
-                <w:sz w:val="22"/>
-                <w:szCs w:val="22"/>
+                <w:sz w:val="24"/>
+                <w:szCs w:val="24"/>
               </w:rPr>
               <w:tab/>
             </w:r>
@@ -1852,8 +1929,8 @@
                 <w:rFonts w:ascii="Avenir Next" w:hAnsi="Avenir Next" w:cs="Avenir Next" w:eastAsia="Avenir Next"/>
                 <w:b/>
                 <w:color w:val="1A1A1A"/>
-                <w:sz w:val="22"/>
-                <w:szCs w:val="22"/>
+                <w:sz w:val="24"/>
+                <w:szCs w:val="24"/>
               </w:rPr>
               <w:t xml:space="preserve">Class Fundraiser.  </w:t>
             </w:r>
@@ -1861,8 +1938,8 @@
               <w:rPr>
                 <w:rFonts w:ascii="Avenir Next" w:hAnsi="Avenir Next" w:cs="Avenir Next" w:eastAsia="Avenir Next"/>
                 <w:color w:val="1A1A1A"/>
-                <w:sz w:val="22"/>
-                <w:szCs w:val="22"/>
+                <w:sz w:val="24"/>
+                <w:szCs w:val="24"/>
               </w:rPr>
               <w:t xml:space="preserve">A class wants $500. They have </w:t>
             </w:r>
@@ -1871,8 +1948,8 @@
                 <w:rFonts w:ascii="Avenir Next" w:hAnsi="Avenir Next" w:cs="Avenir Next" w:eastAsia="Avenir Next"/>
                 <w:b/>
                 <w:color w:val="1A1A1A"/>
-                <w:sz w:val="22"/>
-                <w:szCs w:val="22"/>
+                <w:sz w:val="24"/>
+                <w:szCs w:val="24"/>
               </w:rPr>
               <w:t xml:space="preserve">raised</w:t>
             </w:r>
@@ -1880,8 +1957,8 @@
               <w:rPr>
                 <w:rFonts w:ascii="Avenir Next" w:hAnsi="Avenir Next" w:cs="Avenir Next" w:eastAsia="Avenir Next"/>
                 <w:color w:val="1A1A1A"/>
-                <w:sz w:val="22"/>
-                <w:szCs w:val="22"/>
+                <w:sz w:val="24"/>
+                <w:szCs w:val="24"/>
               </w:rPr>
               <w:t xml:space="preserve"> $96 so far. Use 10% of $500 to estimate the percent they have raised.</w:t>
             </w:r>
@@ -1900,8 +1977,8 @@
                 <w:rFonts w:ascii="Avenir Next" w:hAnsi="Avenir Next" w:cs="Avenir Next" w:eastAsia="Avenir Next"/>
                 <w:b/>
                 <w:color w:val="003A70"/>
-                <w:sz w:val="18"/>
-                <w:szCs w:val="18"/>
+                <w:sz w:val="21"/>
+                <w:szCs w:val="21"/>
               </w:rPr>
               <w:t xml:space="preserve">Step 1</w:t>
             </w:r>
@@ -1909,8 +1986,8 @@
               <w:rPr>
                 <w:rFonts w:ascii="Avenir Next" w:hAnsi="Avenir Next" w:cs="Avenir Next" w:eastAsia="Avenir Next"/>
                 <w:color w:val="1A1A1A"/>
-                <w:sz w:val="18"/>
-                <w:szCs w:val="18"/>
+                <w:sz w:val="21"/>
+                <w:szCs w:val="21"/>
               </w:rPr>
               <w:tab/>
             </w:r>
@@ -1918,8 +1995,8 @@
               <w:rPr>
                 <w:rFonts w:ascii="Avenir Next" w:hAnsi="Avenir Next" w:cs="Avenir Next" w:eastAsia="Avenir Next"/>
                 <w:color w:val="1A1A1A"/>
-                <w:sz w:val="21"/>
-                <w:szCs w:val="21"/>
+                <w:sz w:val="22"/>
+                <w:szCs w:val="22"/>
               </w:rPr>
               <w:t xml:space="preserve">Find 10%: $500 ÷ 10.</w:t>
             </w:r>
@@ -1938,8 +2015,8 @@
                 <w:rFonts w:ascii="Avenir Next" w:hAnsi="Avenir Next" w:cs="Avenir Next" w:eastAsia="Avenir Next"/>
                 <w:b/>
                 <w:color w:val="003A70"/>
-                <w:sz w:val="18"/>
-                <w:szCs w:val="18"/>
+                <w:sz w:val="21"/>
+                <w:szCs w:val="21"/>
               </w:rPr>
               <w:t xml:space="preserve">Step 2</w:t>
             </w:r>
@@ -1947,8 +2024,8 @@
               <w:rPr>
                 <w:rFonts w:ascii="Avenir Next" w:hAnsi="Avenir Next" w:cs="Avenir Next" w:eastAsia="Avenir Next"/>
                 <w:color w:val="1A1A1A"/>
-                <w:sz w:val="18"/>
-                <w:szCs w:val="18"/>
+                <w:sz w:val="21"/>
+                <w:szCs w:val="21"/>
               </w:rPr>
               <w:tab/>
             </w:r>
@@ -1956,8 +2033,8 @@
               <w:rPr>
                 <w:rFonts w:ascii="Avenir Next" w:hAnsi="Avenir Next" w:cs="Avenir Next" w:eastAsia="Avenir Next"/>
                 <w:color w:val="1A1A1A"/>
-                <w:sz w:val="21"/>
-                <w:szCs w:val="21"/>
+                <w:sz w:val="22"/>
+                <w:szCs w:val="22"/>
               </w:rPr>
               <w:t xml:space="preserve">Double it to get 20%. Is $96 close?</w:t>
             </w:r>
@@ -1976,8 +2053,8 @@
                 <w:rFonts w:ascii="Avenir Next" w:hAnsi="Avenir Next" w:cs="Avenir Next" w:eastAsia="Avenir Next"/>
                 <w:b/>
                 <w:color w:val="003A70"/>
-                <w:sz w:val="22"/>
-                <w:szCs w:val="22"/>
+                <w:sz w:val="24"/>
+                <w:szCs w:val="24"/>
               </w:rPr>
               <w:t xml:space="preserve">a.</w:t>
             </w:r>
@@ -1985,8 +2062,8 @@
               <w:rPr>
                 <w:rFonts w:ascii="Avenir Next" w:hAnsi="Avenir Next" w:cs="Avenir Next" w:eastAsia="Avenir Next"/>
                 <w:color w:val="1A1A1A"/>
-                <w:sz w:val="22"/>
-                <w:szCs w:val="22"/>
+                <w:sz w:val="24"/>
+                <w:szCs w:val="24"/>
               </w:rPr>
               <w:tab/>
             </w:r>
@@ -1994,8 +2071,8 @@
               <w:rPr>
                 <w:rFonts w:ascii="Avenir Next" w:hAnsi="Avenir Next" w:cs="Avenir Next" w:eastAsia="Avenir Next"/>
                 <w:color w:val="1A1A1A"/>
-                <w:sz w:val="22"/>
-                <w:szCs w:val="22"/>
+                <w:sz w:val="24"/>
+                <w:szCs w:val="24"/>
               </w:rPr>
               <w:t xml:space="preserve">10% of $500 =</w:t>
             </w:r>
@@ -2003,8 +2080,8 @@
               <w:rPr>
                 <w:rFonts w:ascii="Avenir Next" w:hAnsi="Avenir Next" w:cs="Avenir Next" w:eastAsia="Avenir Next"/>
                 <w:color w:val="1A1A1A"/>
-                <w:sz w:val="22"/>
-                <w:szCs w:val="22"/>
+                <w:sz w:val="24"/>
+                <w:szCs w:val="24"/>
               </w:rPr>
               <w:t xml:space="preserve">  </w:t>
             </w:r>
@@ -2012,8 +2089,8 @@
               <w:rPr>
                 <w:rFonts w:ascii="Avenir Next" w:hAnsi="Avenir Next" w:cs="Avenir Next" w:eastAsia="Avenir Next"/>
                 <w:color w:val="1A1A1A"/>
-                <w:sz w:val="22"/>
-                <w:szCs w:val="22"/>
+                <w:sz w:val="24"/>
+                <w:szCs w:val="24"/>
                 <w:u w:val="single"/>
               </w:rPr>
               <w:t xml:space="preserve">                      </w:t>
@@ -2033,8 +2110,8 @@
                 <w:rFonts w:ascii="Avenir Next" w:hAnsi="Avenir Next" w:cs="Avenir Next" w:eastAsia="Avenir Next"/>
                 <w:b/>
                 <w:color w:val="003A70"/>
-                <w:sz w:val="22"/>
-                <w:szCs w:val="22"/>
+                <w:sz w:val="24"/>
+                <w:szCs w:val="24"/>
               </w:rPr>
               <w:t xml:space="preserve">b.</w:t>
             </w:r>
@@ -2042,8 +2119,8 @@
               <w:rPr>
                 <w:rFonts w:ascii="Avenir Next" w:hAnsi="Avenir Next" w:cs="Avenir Next" w:eastAsia="Avenir Next"/>
                 <w:color w:val="1A1A1A"/>
-                <w:sz w:val="22"/>
-                <w:szCs w:val="22"/>
+                <w:sz w:val="24"/>
+                <w:szCs w:val="24"/>
               </w:rPr>
               <w:tab/>
             </w:r>
@@ -2051,8 +2128,8 @@
               <w:rPr>
                 <w:rFonts w:ascii="Avenir Next" w:hAnsi="Avenir Next" w:cs="Avenir Next" w:eastAsia="Avenir Next"/>
                 <w:color w:val="1A1A1A"/>
-                <w:sz w:val="22"/>
-                <w:szCs w:val="22"/>
+                <w:sz w:val="24"/>
+                <w:szCs w:val="24"/>
               </w:rPr>
               <w:t xml:space="preserve">About what percent have they raised?</w:t>
             </w:r>
@@ -2060,8 +2137,8 @@
               <w:rPr>
                 <w:rFonts w:ascii="Avenir Next" w:hAnsi="Avenir Next" w:cs="Avenir Next" w:eastAsia="Avenir Next"/>
                 <w:color w:val="1A1A1A"/>
-                <w:sz w:val="22"/>
-                <w:szCs w:val="22"/>
+                <w:sz w:val="24"/>
+                <w:szCs w:val="24"/>
               </w:rPr>
               <w:t xml:space="preserve">  </w:t>
             </w:r>
@@ -2069,8 +2146,8 @@
               <w:rPr>
                 <w:rFonts w:ascii="Avenir Next" w:hAnsi="Avenir Next" w:cs="Avenir Next" w:eastAsia="Avenir Next"/>
                 <w:color w:val="1A1A1A"/>
-                <w:sz w:val="22"/>
-                <w:szCs w:val="22"/>
+                <w:sz w:val="24"/>
+                <w:szCs w:val="24"/>
                 <w:u w:val="single"/>
               </w:rPr>
               <w:t xml:space="preserve">                </w:t>
@@ -2079,8 +2156,8 @@
               <w:rPr>
                 <w:rFonts w:ascii="Avenir Next" w:hAnsi="Avenir Next" w:cs="Avenir Next" w:eastAsia="Avenir Next"/>
                 <w:color w:val="1A1A1A"/>
-                <w:sz w:val="22"/>
-                <w:szCs w:val="22"/>
+                <w:sz w:val="24"/>
+                <w:szCs w:val="24"/>
               </w:rPr>
               <w:t xml:space="preserve"> %</w:t>
             </w:r>
@@ -2145,8 +2222,8 @@
                 <w:rFonts w:ascii="Avenir Next" w:hAnsi="Avenir Next" w:cs="Avenir Next" w:eastAsia="Avenir Next"/>
                 <w:b/>
                 <w:color w:val="1A1A1A"/>
-                <w:sz w:val="22"/>
-                <w:szCs w:val="22"/>
+                <w:sz w:val="24"/>
+                <w:szCs w:val="24"/>
               </w:rPr>
               <w:t xml:space="preserve">4.</w:t>
             </w:r>
@@ -2154,8 +2231,8 @@
               <w:rPr>
                 <w:rFonts w:ascii="Avenir Next" w:hAnsi="Avenir Next" w:cs="Avenir Next" w:eastAsia="Avenir Next"/>
                 <w:color w:val="1A1A1A"/>
-                <w:sz w:val="22"/>
-                <w:szCs w:val="22"/>
+                <w:sz w:val="24"/>
+                <w:szCs w:val="24"/>
               </w:rPr>
               <w:tab/>
             </w:r>
@@ -2164,8 +2241,8 @@
                 <w:rFonts w:ascii="Avenir Next" w:hAnsi="Avenir Next" w:cs="Avenir Next" w:eastAsia="Avenir Next"/>
                 <w:b/>
                 <w:color w:val="1A1A1A"/>
-                <w:sz w:val="22"/>
-                <w:szCs w:val="22"/>
+                <w:sz w:val="24"/>
+                <w:szCs w:val="24"/>
               </w:rPr>
               <w:t xml:space="preserve">Bus Seats.  </w:t>
             </w:r>
@@ -2173,8 +2250,8 @@
               <w:rPr>
                 <w:rFonts w:ascii="Avenir Next" w:hAnsi="Avenir Next" w:cs="Avenir Next" w:eastAsia="Avenir Next"/>
                 <w:color w:val="1A1A1A"/>
-                <w:sz w:val="22"/>
-                <w:szCs w:val="22"/>
+                <w:sz w:val="24"/>
+                <w:szCs w:val="24"/>
               </w:rPr>
               <w:t xml:space="preserve">A bus has 48 seats. 35 seats are filled. About what percent of the seats are filled? Name the benchmark you used.</w:t>
             </w:r>
@@ -2193,8 +2270,8 @@
                 <w:rFonts w:ascii="Avenir Next" w:hAnsi="Avenir Next" w:cs="Avenir Next" w:eastAsia="Avenir Next"/>
                 <w:b/>
                 <w:color w:val="003A70"/>
-                <w:sz w:val="18"/>
-                <w:szCs w:val="18"/>
+                <w:sz w:val="21"/>
+                <w:szCs w:val="21"/>
               </w:rPr>
               <w:t xml:space="preserve">Step 1</w:t>
             </w:r>
@@ -2202,8 +2279,8 @@
               <w:rPr>
                 <w:rFonts w:ascii="Avenir Next" w:hAnsi="Avenir Next" w:cs="Avenir Next" w:eastAsia="Avenir Next"/>
                 <w:color w:val="1A1A1A"/>
-                <w:sz w:val="18"/>
-                <w:szCs w:val="18"/>
+                <w:sz w:val="21"/>
+                <w:szCs w:val="21"/>
               </w:rPr>
               <w:tab/>
             </w:r>
@@ -2211,8 +2288,8 @@
               <w:rPr>
                 <w:rFonts w:ascii="Avenir Next" w:hAnsi="Avenir Next" w:cs="Avenir Next" w:eastAsia="Avenir Next"/>
                 <w:color w:val="1A1A1A"/>
-                <w:sz w:val="21"/>
-                <w:szCs w:val="21"/>
+                <w:sz w:val="22"/>
+                <w:szCs w:val="22"/>
               </w:rPr>
               <w:t xml:space="preserve">Find 50% and 75% of 48.</w:t>
             </w:r>
@@ -2231,8 +2308,8 @@
                 <w:rFonts w:ascii="Avenir Next" w:hAnsi="Avenir Next" w:cs="Avenir Next" w:eastAsia="Avenir Next"/>
                 <w:b/>
                 <w:color w:val="003A70"/>
-                <w:sz w:val="18"/>
-                <w:szCs w:val="18"/>
+                <w:sz w:val="21"/>
+                <w:szCs w:val="21"/>
               </w:rPr>
               <w:t xml:space="preserve">Step 2</w:t>
             </w:r>
@@ -2240,8 +2317,8 @@
               <w:rPr>
                 <w:rFonts w:ascii="Avenir Next" w:hAnsi="Avenir Next" w:cs="Avenir Next" w:eastAsia="Avenir Next"/>
                 <w:color w:val="1A1A1A"/>
-                <w:sz w:val="18"/>
-                <w:szCs w:val="18"/>
+                <w:sz w:val="21"/>
+                <w:szCs w:val="21"/>
               </w:rPr>
               <w:tab/>
             </w:r>
@@ -2249,8 +2326,8 @@
               <w:rPr>
                 <w:rFonts w:ascii="Avenir Next" w:hAnsi="Avenir Next" w:cs="Avenir Next" w:eastAsia="Avenir Next"/>
                 <w:color w:val="1A1A1A"/>
-                <w:sz w:val="21"/>
-                <w:szCs w:val="21"/>
+                <w:sz w:val="22"/>
+                <w:szCs w:val="22"/>
               </w:rPr>
               <w:t xml:space="preserve">Which amount is 35 closest to?</w:t>
             </w:r>
@@ -2268,8 +2345,8 @@
                 <w:rFonts w:ascii="Avenir Next" w:hAnsi="Avenir Next" w:cs="Avenir Next" w:eastAsia="Avenir Next"/>
                 <w:b/>
                 <w:color w:val="1A1A1A"/>
-                <w:sz w:val="18"/>
-                <w:szCs w:val="18"/>
+                <w:sz w:val="21"/>
+                <w:szCs w:val="21"/>
               </w:rPr>
               <w:t xml:space="preserve">About</w:t>
             </w:r>
@@ -2277,8 +2354,8 @@
               <w:rPr>
                 <w:rFonts w:ascii="Avenir Next" w:hAnsi="Avenir Next" w:cs="Avenir Next" w:eastAsia="Avenir Next"/>
                 <w:color w:val="1A1A1A"/>
-                <w:sz w:val="18"/>
-                <w:szCs w:val="18"/>
+                <w:sz w:val="21"/>
+                <w:szCs w:val="21"/>
               </w:rPr>
               <w:tab/>
             </w:r>
@@ -2286,8 +2363,8 @@
               <w:rPr>
                 <w:rFonts w:ascii="Avenir Next" w:hAnsi="Avenir Next" w:cs="Avenir Next" w:eastAsia="Avenir Next"/>
                 <w:color w:val="1A1A1A"/>
-                <w:sz w:val="18"/>
-                <w:szCs w:val="18"/>
+                <w:sz w:val="21"/>
+                <w:szCs w:val="21"/>
               </w:rPr>
               <w:t xml:space="preserve">  %</w:t>
             </w:r>
@@ -2352,8 +2429,8 @@
                 <w:rFonts w:ascii="Avenir Next" w:hAnsi="Avenir Next" w:cs="Avenir Next" w:eastAsia="Avenir Next"/>
                 <w:b/>
                 <w:color w:val="1A1A1A"/>
-                <w:sz w:val="22"/>
-                <w:szCs w:val="22"/>
+                <w:sz w:val="24"/>
+                <w:szCs w:val="24"/>
               </w:rPr>
               <w:t xml:space="preserve">5.</w:t>
             </w:r>
@@ -2361,8 +2438,8 @@
               <w:rPr>
                 <w:rFonts w:ascii="Avenir Next" w:hAnsi="Avenir Next" w:cs="Avenir Next" w:eastAsia="Avenir Next"/>
                 <w:color w:val="1A1A1A"/>
-                <w:sz w:val="22"/>
-                <w:szCs w:val="22"/>
+                <w:sz w:val="24"/>
+                <w:szCs w:val="24"/>
               </w:rPr>
               <w:tab/>
             </w:r>
@@ -2371,8 +2448,8 @@
                 <w:rFonts w:ascii="Avenir Next" w:hAnsi="Avenir Next" w:cs="Avenir Next" w:eastAsia="Avenir Next"/>
                 <w:b/>
                 <w:color w:val="1A1A1A"/>
-                <w:sz w:val="22"/>
-                <w:szCs w:val="22"/>
+                <w:sz w:val="24"/>
+                <w:szCs w:val="24"/>
               </w:rPr>
               <w:t xml:space="preserve">Compare.  </w:t>
             </w:r>
@@ -2380,8 +2457,8 @@
               <w:rPr>
                 <w:rFonts w:ascii="Avenir Next" w:hAnsi="Avenir Next" w:cs="Avenir Next" w:eastAsia="Avenir Next"/>
                 <w:color w:val="1A1A1A"/>
-                <w:sz w:val="22"/>
-                <w:szCs w:val="22"/>
+                <w:sz w:val="24"/>
+                <w:szCs w:val="24"/>
               </w:rPr>
               <w:t xml:space="preserve">Which is closer to 50%: 26 out of 50, or 26 out of 60? Explain how you know.</w:t>
             </w:r>
@@ -2406,8 +2483,8 @@
               <w:rPr>
                 <w:rFonts w:ascii="Avenir Next" w:hAnsi="Avenir Next" w:cs="Avenir Next" w:eastAsia="Avenir Next"/>
                 <w:color w:val="1A1A1A"/>
-                <w:sz w:val="18"/>
-                <w:szCs w:val="18"/>
+                <w:sz w:val="21"/>
+                <w:szCs w:val="21"/>
                 <w:u w:val="single"/>
               </w:rPr>
               <w:t xml:space="preserve">      </w:t>
@@ -2417,8 +2494,8 @@
                 <w:rFonts w:ascii="Avenir Next" w:hAnsi="Avenir Next" w:cs="Avenir Next" w:eastAsia="Avenir Next"/>
                 <w:i/>
                 <w:color w:val="1A1A1A"/>
-                <w:sz w:val="18"/>
-                <w:szCs w:val="18"/>
+                <w:sz w:val="21"/>
+                <w:szCs w:val="21"/>
               </w:rPr>
               <w:t xml:space="preserve"> out of </w:t>
             </w:r>
@@ -2426,8 +2503,8 @@
               <w:rPr>
                 <w:rFonts w:ascii="Avenir Next" w:hAnsi="Avenir Next" w:cs="Avenir Next" w:eastAsia="Avenir Next"/>
                 <w:color w:val="1A1A1A"/>
-                <w:sz w:val="18"/>
-                <w:szCs w:val="18"/>
+                <w:sz w:val="21"/>
+                <w:szCs w:val="21"/>
                 <w:u w:val="single"/>
               </w:rPr>
               <w:t xml:space="preserve">      </w:t>
@@ -2437,8 +2514,8 @@
                 <w:rFonts w:ascii="Avenir Next" w:hAnsi="Avenir Next" w:cs="Avenir Next" w:eastAsia="Avenir Next"/>
                 <w:i/>
                 <w:color w:val="1A1A1A"/>
-                <w:sz w:val="18"/>
-                <w:szCs w:val="18"/>
+                <w:sz w:val="21"/>
+                <w:szCs w:val="21"/>
               </w:rPr>
               <w:t xml:space="preserve"> is closer to 50% because half of 50 is </w:t>
             </w:r>
@@ -2446,8 +2523,8 @@
               <w:rPr>
                 <w:rFonts w:ascii="Avenir Next" w:hAnsi="Avenir Next" w:cs="Avenir Next" w:eastAsia="Avenir Next"/>
                 <w:color w:val="1A1A1A"/>
-                <w:sz w:val="18"/>
-                <w:szCs w:val="18"/>
+                <w:sz w:val="21"/>
+                <w:szCs w:val="21"/>
                 <w:u w:val="single"/>
               </w:rPr>
               <w:t xml:space="preserve">      </w:t>
@@ -2457,8 +2534,8 @@
                 <w:rFonts w:ascii="Avenir Next" w:hAnsi="Avenir Next" w:cs="Avenir Next" w:eastAsia="Avenir Next"/>
                 <w:i/>
                 <w:color w:val="1A1A1A"/>
-                <w:sz w:val="18"/>
-                <w:szCs w:val="18"/>
+                <w:sz w:val="21"/>
+                <w:szCs w:val="21"/>
               </w:rPr>
               <w:t xml:space="preserve"> and half of 60 is </w:t>
             </w:r>
@@ -2466,8 +2543,8 @@
               <w:rPr>
                 <w:rFonts w:ascii="Avenir Next" w:hAnsi="Avenir Next" w:cs="Avenir Next" w:eastAsia="Avenir Next"/>
                 <w:color w:val="1A1A1A"/>
-                <w:sz w:val="18"/>
-                <w:szCs w:val="18"/>
+                <w:sz w:val="21"/>
+                <w:szCs w:val="21"/>
                 <w:u w:val="single"/>
               </w:rPr>
               <w:t xml:space="preserve">      </w:t>
@@ -2477,8 +2554,8 @@
                 <w:rFonts w:ascii="Avenir Next" w:hAnsi="Avenir Next" w:cs="Avenir Next" w:eastAsia="Avenir Next"/>
                 <w:i/>
                 <w:color w:val="1A1A1A"/>
-                <w:sz w:val="18"/>
-                <w:szCs w:val="18"/>
+                <w:sz w:val="21"/>
+                <w:szCs w:val="21"/>
               </w:rPr>
               <w:t xml:space="preserve">.</w:t>
             </w:r>
@@ -2742,7 +2819,7 @@
           <w:sz w:val="17"/>
           <w:szCs w:val="17"/>
         </w:rPr>
-        <w:t xml:space="preserve">Look at a battery icon or a gas gauge. Estimate the percent it shows and explain your benchmark to someone at home.</w:t>
+        <w:t xml:space="preserve">Look at a battery icon at home. Estimate its percent and name your benchmark.</w:t>
       </w:r>
     </w:p>
     <w:p>
@@ -2759,8 +2836,8 @@
         <w:rPr>
           <w:rFonts w:ascii="Avenir Next" w:hAnsi="Avenir Next" w:cs="Avenir Next" w:eastAsia="Avenir Next"/>
           <w:color w:val="1A1A1A"/>
-          <w:sz w:val="22"/>
-          <w:szCs w:val="22"/>
+          <w:sz w:val="23"/>
+          <w:szCs w:val="23"/>
         </w:rPr>
         <w:t xml:space="preserve">Name</w:t>
       </w:r>
@@ -2768,8 +2845,8 @@
         <w:rPr>
           <w:rFonts w:ascii="Avenir Next" w:hAnsi="Avenir Next" w:cs="Avenir Next" w:eastAsia="Avenir Next"/>
           <w:color w:val="1A1A1A"/>
-          <w:sz w:val="22"/>
-          <w:szCs w:val="22"/>
+          <w:sz w:val="23"/>
+          <w:szCs w:val="23"/>
         </w:rPr>
         <w:tab/>
       </w:r>
@@ -2777,8 +2854,8 @@
         <w:rPr>
           <w:rFonts w:ascii="Avenir Next" w:hAnsi="Avenir Next" w:cs="Avenir Next" w:eastAsia="Avenir Next"/>
           <w:color w:val="1A1A1A"/>
-          <w:sz w:val="22"/>
-          <w:szCs w:val="22"/>
+          <w:sz w:val="23"/>
+          <w:szCs w:val="23"/>
         </w:rPr>
         <w:t xml:space="preserve">   Date</w:t>
       </w:r>
@@ -2786,8 +2863,8 @@
         <w:rPr>
           <w:rFonts w:ascii="Avenir Next" w:hAnsi="Avenir Next" w:cs="Avenir Next" w:eastAsia="Avenir Next"/>
           <w:color w:val="1A1A1A"/>
-          <w:sz w:val="22"/>
-          <w:szCs w:val="22"/>
+          <w:sz w:val="23"/>
+          <w:szCs w:val="23"/>
         </w:rPr>
         <w:tab/>
       </w:r>
@@ -2795,8 +2872,8 @@
         <w:rPr>
           <w:rFonts w:ascii="Avenir Next" w:hAnsi="Avenir Next" w:cs="Avenir Next" w:eastAsia="Avenir Next"/>
           <w:color w:val="1A1A1A"/>
-          <w:sz w:val="22"/>
-          <w:szCs w:val="22"/>
+          <w:sz w:val="23"/>
+          <w:szCs w:val="23"/>
         </w:rPr>
         <w:t xml:space="preserve">   Period</w:t>
       </w:r>
@@ -2804,8 +2881,8 @@
         <w:rPr>
           <w:rFonts w:ascii="Avenir Next" w:hAnsi="Avenir Next" w:cs="Avenir Next" w:eastAsia="Avenir Next"/>
           <w:color w:val="1A1A1A"/>
-          <w:sz w:val="22"/>
-          <w:szCs w:val="22"/>
+          <w:sz w:val="23"/>
+          <w:szCs w:val="23"/>
         </w:rPr>
         <w:tab/>
       </w:r>
@@ -2822,8 +2899,8 @@
           <w:caps/>
           <w:color w:val="003A70"/>
           <w:spacing w:val="12"/>
-          <w:sz w:val="21"/>
-          <w:szCs w:val="21"/>
+          <w:sz w:val="22"/>
+          <w:szCs w:val="22"/>
         </w:rPr>
         <w:t xml:space="preserve">Lesson 4-3  ·  Homework Packet  ·  Level 1  ·  Sheet 2 of 2</w:t>
       </w:r>
@@ -2858,7 +2935,7 @@
           <w:sz w:val="17"/>
           <w:szCs w:val="17"/>
         </w:rPr>
-        <w:t xml:space="preserve">Maryland Standard 6.RP.A.3c   ·   Learning target — I can estimate a percent of a number using friendly percents and rounded amounts.</w:t>
+        <w:t xml:space="preserve">Maryland Standard 6.AT.4   ·   Learning target — I can estimate a percent of a number using friendly percents and rounded amounts.</w:t>
       </w:r>
     </w:p>
     <w:p>
@@ -2929,8 +3006,8 @@
                 <w:rFonts w:ascii="Avenir Next" w:hAnsi="Avenir Next" w:cs="Avenir Next" w:eastAsia="Avenir Next"/>
                 <w:b/>
                 <w:color w:val="003A70"/>
-                <w:sz w:val="18"/>
-                <w:szCs w:val="18"/>
+                <w:sz w:val="22"/>
+                <w:szCs w:val="22"/>
               </w:rPr>
               <w:t xml:space="preserve">•</w:t>
             </w:r>
@@ -2938,8 +3015,8 @@
               <w:rPr>
                 <w:rFonts w:ascii="Avenir Next" w:hAnsi="Avenir Next" w:cs="Avenir Next" w:eastAsia="Avenir Next"/>
                 <w:color w:val="1A1A1A"/>
-                <w:sz w:val="18"/>
-                <w:szCs w:val="18"/>
+                <w:sz w:val="22"/>
+                <w:szCs w:val="22"/>
               </w:rPr>
               <w:tab/>
             </w:r>
@@ -2947,8 +3024,8 @@
               <w:rPr>
                 <w:rFonts w:ascii="Avenir Next" w:hAnsi="Avenir Next" w:cs="Avenir Next" w:eastAsia="Avenir Next"/>
                 <w:color w:val="1A1A1A"/>
-                <w:sz w:val="18"/>
-                <w:szCs w:val="18"/>
+                <w:sz w:val="22"/>
+                <w:szCs w:val="22"/>
               </w:rPr>
               <w:t xml:space="preserve">Round to </w:t>
             </w:r>
@@ -2957,8 +3034,8 @@
                 <w:rFonts w:ascii="Avenir Next" w:hAnsi="Avenir Next" w:cs="Avenir Next" w:eastAsia="Avenir Next"/>
                 <w:b/>
                 <w:color w:val="1A1A1A"/>
-                <w:sz w:val="18"/>
-                <w:szCs w:val="18"/>
+                <w:sz w:val="22"/>
+                <w:szCs w:val="22"/>
               </w:rPr>
               <w:t xml:space="preserve">friendly numbers</w:t>
             </w:r>
@@ -2966,8 +3043,8 @@
               <w:rPr>
                 <w:rFonts w:ascii="Avenir Next" w:hAnsi="Avenir Next" w:cs="Avenir Next" w:eastAsia="Avenir Next"/>
                 <w:color w:val="1A1A1A"/>
-                <w:sz w:val="18"/>
-                <w:szCs w:val="18"/>
+                <w:sz w:val="22"/>
+                <w:szCs w:val="22"/>
               </w:rPr>
               <w:t xml:space="preserve"> first.</w:t>
             </w:r>
@@ -2985,8 +3062,8 @@
                 <w:rFonts w:ascii="Avenir Next" w:hAnsi="Avenir Next" w:cs="Avenir Next" w:eastAsia="Avenir Next"/>
                 <w:b/>
                 <w:color w:val="003A70"/>
-                <w:sz w:val="18"/>
-                <w:szCs w:val="18"/>
+                <w:sz w:val="22"/>
+                <w:szCs w:val="22"/>
               </w:rPr>
               <w:t xml:space="preserve">•</w:t>
             </w:r>
@@ -2994,8 +3071,8 @@
               <w:rPr>
                 <w:rFonts w:ascii="Avenir Next" w:hAnsi="Avenir Next" w:cs="Avenir Next" w:eastAsia="Avenir Next"/>
                 <w:color w:val="1A1A1A"/>
-                <w:sz w:val="18"/>
-                <w:szCs w:val="18"/>
+                <w:sz w:val="22"/>
+                <w:szCs w:val="22"/>
               </w:rPr>
               <w:tab/>
             </w:r>
@@ -3003,8 +3080,8 @@
               <w:rPr>
                 <w:rFonts w:ascii="Avenir Next" w:hAnsi="Avenir Next" w:cs="Avenir Next" w:eastAsia="Avenir Next"/>
                 <w:color w:val="1A1A1A"/>
-                <w:sz w:val="18"/>
-                <w:szCs w:val="18"/>
+                <w:sz w:val="22"/>
+                <w:szCs w:val="22"/>
               </w:rPr>
               <w:t xml:space="preserve">10%: divide by 10. 5% = half of 10%.</w:t>
             </w:r>
@@ -3022,8 +3099,8 @@
                 <w:rFonts w:ascii="Avenir Next" w:hAnsi="Avenir Next" w:cs="Avenir Next" w:eastAsia="Avenir Next"/>
                 <w:b/>
                 <w:color w:val="003A70"/>
-                <w:sz w:val="18"/>
-                <w:szCs w:val="18"/>
+                <w:sz w:val="22"/>
+                <w:szCs w:val="22"/>
               </w:rPr>
               <w:t xml:space="preserve">•</w:t>
             </w:r>
@@ -3031,8 +3108,8 @@
               <w:rPr>
                 <w:rFonts w:ascii="Avenir Next" w:hAnsi="Avenir Next" w:cs="Avenir Next" w:eastAsia="Avenir Next"/>
                 <w:color w:val="1A1A1A"/>
-                <w:sz w:val="18"/>
-                <w:szCs w:val="18"/>
+                <w:sz w:val="22"/>
+                <w:szCs w:val="22"/>
               </w:rPr>
               <w:tab/>
             </w:r>
@@ -3040,8 +3117,8 @@
               <w:rPr>
                 <w:rFonts w:ascii="Avenir Next" w:hAnsi="Avenir Next" w:cs="Avenir Next" w:eastAsia="Avenir Next"/>
                 <w:color w:val="1A1A1A"/>
-                <w:sz w:val="18"/>
-                <w:szCs w:val="18"/>
+                <w:sz w:val="22"/>
+                <w:szCs w:val="22"/>
               </w:rPr>
               <w:t xml:space="preserve">25% = 1/4, 50% = 1/2, 75% = 3/4.</w:t>
             </w:r>
@@ -3077,8 +3154,8 @@
               <w:rPr>
                 <w:rFonts w:ascii="Avenir Next" w:hAnsi="Avenir Next" w:cs="Avenir Next" w:eastAsia="Avenir Next"/>
                 <w:color w:val="1A1A1A"/>
-                <w:sz w:val="17"/>
-                <w:szCs w:val="17"/>
+                <w:sz w:val="21"/>
+                <w:szCs w:val="21"/>
               </w:rPr>
               <w:t xml:space="preserve">Estimate 24% of 83.</w:t>
             </w:r>
@@ -3096,8 +3173,8 @@
                 <w:rFonts w:ascii="Avenir Next" w:hAnsi="Avenir Next" w:cs="Avenir Next" w:eastAsia="Avenir Next"/>
                 <w:b/>
                 <w:color w:val="003A70"/>
-                <w:sz w:val="17"/>
-                <w:szCs w:val="17"/>
+                <w:sz w:val="21"/>
+                <w:szCs w:val="21"/>
               </w:rPr>
               <w:t xml:space="preserve">Step 1</w:t>
             </w:r>
@@ -3105,8 +3182,8 @@
               <w:rPr>
                 <w:rFonts w:ascii="Avenir Next" w:hAnsi="Avenir Next" w:cs="Avenir Next" w:eastAsia="Avenir Next"/>
                 <w:color w:val="1A1A1A"/>
-                <w:sz w:val="17"/>
-                <w:szCs w:val="17"/>
+                <w:sz w:val="21"/>
+                <w:szCs w:val="21"/>
               </w:rPr>
               <w:tab/>
             </w:r>
@@ -3114,8 +3191,8 @@
               <w:rPr>
                 <w:rFonts w:ascii="Avenir Next" w:hAnsi="Avenir Next" w:cs="Avenir Next" w:eastAsia="Avenir Next"/>
                 <w:color w:val="1A1A1A"/>
-                <w:sz w:val="17"/>
-                <w:szCs w:val="17"/>
+                <w:sz w:val="21"/>
+                <w:szCs w:val="21"/>
               </w:rPr>
               <w:t xml:space="preserve">Round: 25% of 80.</w:t>
             </w:r>
@@ -3133,8 +3210,8 @@
                 <w:rFonts w:ascii="Avenir Next" w:hAnsi="Avenir Next" w:cs="Avenir Next" w:eastAsia="Avenir Next"/>
                 <w:b/>
                 <w:color w:val="003A70"/>
-                <w:sz w:val="17"/>
-                <w:szCs w:val="17"/>
+                <w:sz w:val="21"/>
+                <w:szCs w:val="21"/>
               </w:rPr>
               <w:t xml:space="preserve">Step 2</w:t>
             </w:r>
@@ -3142,8 +3219,8 @@
               <w:rPr>
                 <w:rFonts w:ascii="Avenir Next" w:hAnsi="Avenir Next" w:cs="Avenir Next" w:eastAsia="Avenir Next"/>
                 <w:color w:val="1A1A1A"/>
-                <w:sz w:val="17"/>
-                <w:szCs w:val="17"/>
+                <w:sz w:val="21"/>
+                <w:szCs w:val="21"/>
               </w:rPr>
               <w:tab/>
             </w:r>
@@ -3151,8 +3228,8 @@
               <w:rPr>
                 <w:rFonts w:ascii="Avenir Next" w:hAnsi="Avenir Next" w:cs="Avenir Next" w:eastAsia="Avenir Next"/>
                 <w:color w:val="1A1A1A"/>
-                <w:sz w:val="17"/>
-                <w:szCs w:val="17"/>
+                <w:sz w:val="21"/>
+                <w:szCs w:val="21"/>
               </w:rPr>
               <w:t xml:space="preserve">25% = 1/4, and 80 ÷ 4 = 20.</w:t>
             </w:r>
@@ -3170,8 +3247,8 @@
                 <w:rFonts w:ascii="Avenir Next" w:hAnsi="Avenir Next" w:cs="Avenir Next" w:eastAsia="Avenir Next"/>
                 <w:b/>
                 <w:color w:val="1A1A1A"/>
-                <w:sz w:val="17"/>
-                <w:szCs w:val="17"/>
+                <w:sz w:val="21"/>
+                <w:szCs w:val="21"/>
               </w:rPr>
               <w:t xml:space="preserve">Answer</w:t>
             </w:r>
@@ -3179,8 +3256,8 @@
               <w:rPr>
                 <w:rFonts w:ascii="Avenir Next" w:hAnsi="Avenir Next" w:cs="Avenir Next" w:eastAsia="Avenir Next"/>
                 <w:color w:val="1A1A1A"/>
-                <w:sz w:val="17"/>
-                <w:szCs w:val="17"/>
+                <w:sz w:val="21"/>
+                <w:szCs w:val="21"/>
               </w:rPr>
               <w:tab/>
             </w:r>
@@ -3189,8 +3266,8 @@
                 <w:rFonts w:ascii="Avenir Next" w:hAnsi="Avenir Next" w:cs="Avenir Next" w:eastAsia="Avenir Next"/>
                 <w:b/>
                 <w:color w:val="1A1A1A"/>
-                <w:sz w:val="17"/>
-                <w:szCs w:val="17"/>
+                <w:sz w:val="21"/>
+                <w:szCs w:val="21"/>
               </w:rPr>
               <w:t xml:space="preserve">about 20</w:t>
             </w:r>
@@ -3262,17 +3339,17 @@
                 <w:rFonts w:ascii="Avenir Next" w:hAnsi="Avenir Next" w:cs="Avenir Next" w:eastAsia="Avenir Next"/>
                 <w:b/>
                 <w:color w:val="1A1A1A"/>
-                <w:sz w:val="21"/>
-                <w:szCs w:val="21"/>
-              </w:rPr>
-              <w:t xml:space="preserve">estimate</w:t>
+                <w:sz w:val="22"/>
+                <w:szCs w:val="22"/>
+              </w:rPr>
+              <w:t xml:space="preserve">estimate (estimación)</w:t>
             </w:r>
             <w:r>
               <w:rPr>
                 <w:rFonts w:ascii="Avenir Next" w:hAnsi="Avenir Next" w:cs="Avenir Next" w:eastAsia="Avenir Next"/>
                 <w:color w:val="5A5F66"/>
-                <w:sz w:val="21"/>
-                <w:szCs w:val="21"/>
+                <w:sz w:val="22"/>
+                <w:szCs w:val="22"/>
               </w:rPr>
               <w:t xml:space="preserve"> — </w:t>
             </w:r>
@@ -3280,8 +3357,8 @@
               <w:rPr>
                 <w:rFonts w:ascii="Avenir Next" w:hAnsi="Avenir Next" w:cs="Avenir Next" w:eastAsia="Avenir Next"/>
                 <w:color w:val="1A1A1A"/>
-                <w:sz w:val="21"/>
-                <w:szCs w:val="21"/>
+                <w:sz w:val="22"/>
+                <w:szCs w:val="22"/>
               </w:rPr>
               <w:t xml:space="preserve">a close answer, not exact</w:t>
             </w:r>
@@ -3295,17 +3372,17 @@
                 <w:rFonts w:ascii="Avenir Next" w:hAnsi="Avenir Next" w:cs="Avenir Next" w:eastAsia="Avenir Next"/>
                 <w:b/>
                 <w:color w:val="1A1A1A"/>
-                <w:sz w:val="21"/>
-                <w:szCs w:val="21"/>
-              </w:rPr>
-              <w:t xml:space="preserve">round</w:t>
+                <w:sz w:val="22"/>
+                <w:szCs w:val="22"/>
+              </w:rPr>
+              <w:t xml:space="preserve">round (redondear)</w:t>
             </w:r>
             <w:r>
               <w:rPr>
                 <w:rFonts w:ascii="Avenir Next" w:hAnsi="Avenir Next" w:cs="Avenir Next" w:eastAsia="Avenir Next"/>
                 <w:color w:val="5A5F66"/>
-                <w:sz w:val="21"/>
-                <w:szCs w:val="21"/>
+                <w:sz w:val="22"/>
+                <w:szCs w:val="22"/>
               </w:rPr>
               <w:t xml:space="preserve"> — </w:t>
             </w:r>
@@ -3313,8 +3390,8 @@
               <w:rPr>
                 <w:rFonts w:ascii="Avenir Next" w:hAnsi="Avenir Next" w:cs="Avenir Next" w:eastAsia="Avenir Next"/>
                 <w:color w:val="1A1A1A"/>
-                <w:sz w:val="21"/>
-                <w:szCs w:val="21"/>
+                <w:sz w:val="22"/>
+                <w:szCs w:val="22"/>
               </w:rPr>
               <w:t xml:space="preserve">change to a friendly number</w:t>
             </w:r>
@@ -3339,17 +3416,17 @@
                 <w:rFonts w:ascii="Avenir Next" w:hAnsi="Avenir Next" w:cs="Avenir Next" w:eastAsia="Avenir Next"/>
                 <w:b/>
                 <w:color w:val="1A1A1A"/>
-                <w:sz w:val="21"/>
-                <w:szCs w:val="21"/>
-              </w:rPr>
-              <w:t xml:space="preserve">10%</w:t>
+                <w:sz w:val="22"/>
+                <w:szCs w:val="22"/>
+              </w:rPr>
+              <w:t xml:space="preserve">10% (diez por ciento)</w:t>
             </w:r>
             <w:r>
               <w:rPr>
                 <w:rFonts w:ascii="Avenir Next" w:hAnsi="Avenir Next" w:cs="Avenir Next" w:eastAsia="Avenir Next"/>
                 <w:color w:val="5A5F66"/>
-                <w:sz w:val="21"/>
-                <w:szCs w:val="21"/>
+                <w:sz w:val="22"/>
+                <w:szCs w:val="22"/>
               </w:rPr>
               <w:t xml:space="preserve"> — </w:t>
             </w:r>
@@ -3357,8 +3434,8 @@
               <w:rPr>
                 <w:rFonts w:ascii="Avenir Next" w:hAnsi="Avenir Next" w:cs="Avenir Next" w:eastAsia="Avenir Next"/>
                 <w:color w:val="1A1A1A"/>
-                <w:sz w:val="21"/>
-                <w:szCs w:val="21"/>
+                <w:sz w:val="22"/>
+                <w:szCs w:val="22"/>
               </w:rPr>
               <w:t xml:space="preserve">the whole ÷ 10</w:t>
             </w:r>
@@ -3372,17 +3449,17 @@
                 <w:rFonts w:ascii="Avenir Next" w:hAnsi="Avenir Next" w:cs="Avenir Next" w:eastAsia="Avenir Next"/>
                 <w:b/>
                 <w:color w:val="1A1A1A"/>
-                <w:sz w:val="21"/>
-                <w:szCs w:val="21"/>
-              </w:rPr>
-              <w:t xml:space="preserve">friendly number</w:t>
+                <w:sz w:val="22"/>
+                <w:szCs w:val="22"/>
+              </w:rPr>
+              <w:t xml:space="preserve">compatible (friendly) numbers (números compatibles)</w:t>
             </w:r>
             <w:r>
               <w:rPr>
                 <w:rFonts w:ascii="Avenir Next" w:hAnsi="Avenir Next" w:cs="Avenir Next" w:eastAsia="Avenir Next"/>
                 <w:color w:val="5A5F66"/>
-                <w:sz w:val="21"/>
-                <w:szCs w:val="21"/>
+                <w:sz w:val="22"/>
+                <w:szCs w:val="22"/>
               </w:rPr>
               <w:t xml:space="preserve"> — </w:t>
             </w:r>
@@ -3390,8 +3467,8 @@
               <w:rPr>
                 <w:rFonts w:ascii="Avenir Next" w:hAnsi="Avenir Next" w:cs="Avenir Next" w:eastAsia="Avenir Next"/>
                 <w:color w:val="1A1A1A"/>
-                <w:sz w:val="21"/>
-                <w:szCs w:val="21"/>
+                <w:sz w:val="22"/>
+                <w:szCs w:val="22"/>
               </w:rPr>
               <w:t xml:space="preserve">easy to use, like 40 or 200</w:t>
             </w:r>
@@ -3409,6 +3486,7 @@
           <w:tab w:val="right" w:pos="9504"/>
         </w:tabs>
         <w:spacing w:before="90" w:after="50" w:line="240" w:lineRule="auto"/>
+        <w:outlineLvl w:val="1"/>
       </w:pPr>
       <w:r>
         <w:rPr>
@@ -3416,8 +3494,8 @@
           <w:b/>
           <w:color w:val="003A70"/>
           <w:spacing w:val="14"/>
-          <w:sz w:val="21"/>
-          <w:szCs w:val="21"/>
+          <w:sz w:val="22"/>
+          <w:szCs w:val="22"/>
         </w:rPr>
         <w:t xml:space="preserve">PRACTICE</w:t>
       </w:r>
@@ -3493,8 +3571,8 @@
                 <w:rFonts w:ascii="Avenir Next" w:hAnsi="Avenir Next" w:cs="Avenir Next" w:eastAsia="Avenir Next"/>
                 <w:b/>
                 <w:color w:val="1A1A1A"/>
-                <w:sz w:val="22"/>
-                <w:szCs w:val="22"/>
+                <w:sz w:val="24"/>
+                <w:szCs w:val="24"/>
               </w:rPr>
               <w:t xml:space="preserve">1.</w:t>
             </w:r>
@@ -3502,8 +3580,8 @@
               <w:rPr>
                 <w:rFonts w:ascii="Avenir Next" w:hAnsi="Avenir Next" w:cs="Avenir Next" w:eastAsia="Avenir Next"/>
                 <w:color w:val="1A1A1A"/>
-                <w:sz w:val="22"/>
-                <w:szCs w:val="22"/>
+                <w:sz w:val="24"/>
+                <w:szCs w:val="24"/>
               </w:rPr>
               <w:tab/>
             </w:r>
@@ -3511,8 +3589,8 @@
               <w:rPr>
                 <w:rFonts w:ascii="Avenir Next" w:hAnsi="Avenir Next" w:cs="Avenir Next" w:eastAsia="Avenir Next"/>
                 <w:color w:val="1A1A1A"/>
-                <w:sz w:val="22"/>
-                <w:szCs w:val="22"/>
+                <w:sz w:val="24"/>
+                <w:szCs w:val="24"/>
               </w:rPr>
               <w:t xml:space="preserve">Estimate. Round to friendly numbers first.</w:t>
             </w:r>
@@ -3531,8 +3609,8 @@
                 <w:rFonts w:ascii="Avenir Next" w:hAnsi="Avenir Next" w:cs="Avenir Next" w:eastAsia="Avenir Next"/>
                 <w:b/>
                 <w:color w:val="003A70"/>
-                <w:sz w:val="18"/>
-                <w:szCs w:val="18"/>
+                <w:sz w:val="21"/>
+                <w:szCs w:val="21"/>
               </w:rPr>
               <w:t xml:space="preserve">Step 1</w:t>
             </w:r>
@@ -3540,8 +3618,8 @@
               <w:rPr>
                 <w:rFonts w:ascii="Avenir Next" w:hAnsi="Avenir Next" w:cs="Avenir Next" w:eastAsia="Avenir Next"/>
                 <w:color w:val="1A1A1A"/>
-                <w:sz w:val="18"/>
-                <w:szCs w:val="18"/>
+                <w:sz w:val="21"/>
+                <w:szCs w:val="21"/>
               </w:rPr>
               <w:tab/>
             </w:r>
@@ -3549,8 +3627,8 @@
               <w:rPr>
                 <w:rFonts w:ascii="Avenir Next" w:hAnsi="Avenir Next" w:cs="Avenir Next" w:eastAsia="Avenir Next"/>
                 <w:color w:val="1A1A1A"/>
-                <w:sz w:val="21"/>
-                <w:szCs w:val="21"/>
+                <w:sz w:val="22"/>
+                <w:szCs w:val="22"/>
               </w:rPr>
               <w:t xml:space="preserve">Round the percent and the number.</w:t>
             </w:r>
@@ -3569,8 +3647,8 @@
                 <w:rFonts w:ascii="Avenir Next" w:hAnsi="Avenir Next" w:cs="Avenir Next" w:eastAsia="Avenir Next"/>
                 <w:b/>
                 <w:color w:val="003A70"/>
-                <w:sz w:val="18"/>
-                <w:szCs w:val="18"/>
+                <w:sz w:val="21"/>
+                <w:szCs w:val="21"/>
               </w:rPr>
               <w:t xml:space="preserve">Step 2</w:t>
             </w:r>
@@ -3578,8 +3656,8 @@
               <w:rPr>
                 <w:rFonts w:ascii="Avenir Next" w:hAnsi="Avenir Next" w:cs="Avenir Next" w:eastAsia="Avenir Next"/>
                 <w:color w:val="1A1A1A"/>
-                <w:sz w:val="18"/>
-                <w:szCs w:val="18"/>
+                <w:sz w:val="21"/>
+                <w:szCs w:val="21"/>
               </w:rPr>
               <w:tab/>
             </w:r>
@@ -3587,8 +3665,8 @@
               <w:rPr>
                 <w:rFonts w:ascii="Avenir Next" w:hAnsi="Avenir Next" w:cs="Avenir Next" w:eastAsia="Avenir Next"/>
                 <w:color w:val="1A1A1A"/>
-                <w:sz w:val="21"/>
-                <w:szCs w:val="21"/>
+                <w:sz w:val="22"/>
+                <w:szCs w:val="22"/>
               </w:rPr>
               <w:t xml:space="preserve">Find 10%, then build the percent you need.</w:t>
             </w:r>
@@ -3643,8 +3721,8 @@
                       <w:rFonts w:ascii="Avenir Next" w:hAnsi="Avenir Next" w:cs="Avenir Next" w:eastAsia="Avenir Next"/>
                       <w:b/>
                       <w:color w:val="003A70"/>
-                      <w:sz w:val="22"/>
-                      <w:szCs w:val="22"/>
+                      <w:sz w:val="24"/>
+                      <w:szCs w:val="24"/>
                     </w:rPr>
                     <w:t xml:space="preserve">a.</w:t>
                   </w:r>
@@ -3652,8 +3730,8 @@
                     <w:rPr>
                       <w:rFonts w:ascii="Avenir Next" w:hAnsi="Avenir Next" w:cs="Avenir Next" w:eastAsia="Avenir Next"/>
                       <w:color w:val="1A1A1A"/>
-                      <w:sz w:val="22"/>
-                      <w:szCs w:val="22"/>
+                      <w:sz w:val="24"/>
+                      <w:szCs w:val="24"/>
                     </w:rPr>
                     <w:tab/>
                   </w:r>
@@ -3661,8 +3739,8 @@
                     <w:rPr>
                       <w:rFonts w:ascii="Avenir Next" w:hAnsi="Avenir Next" w:cs="Avenir Next" w:eastAsia="Avenir Next"/>
                       <w:color w:val="1A1A1A"/>
-                      <w:sz w:val="22"/>
-                      <w:szCs w:val="22"/>
+                      <w:sz w:val="24"/>
+                      <w:szCs w:val="24"/>
                     </w:rPr>
                     <w:t xml:space="preserve">11% of 59 ≈</w:t>
                   </w:r>
@@ -3670,8 +3748,8 @@
                     <w:rPr>
                       <w:rFonts w:ascii="Avenir Next" w:hAnsi="Avenir Next" w:cs="Avenir Next" w:eastAsia="Avenir Next"/>
                       <w:color w:val="1A1A1A"/>
-                      <w:sz w:val="22"/>
-                      <w:szCs w:val="22"/>
+                      <w:sz w:val="24"/>
+                      <w:szCs w:val="24"/>
                     </w:rPr>
                     <w:t xml:space="preserve">  </w:t>
                   </w:r>
@@ -3679,8 +3757,8 @@
                     <w:rPr>
                       <w:rFonts w:ascii="Avenir Next" w:hAnsi="Avenir Next" w:cs="Avenir Next" w:eastAsia="Avenir Next"/>
                       <w:color w:val="1A1A1A"/>
-                      <w:sz w:val="22"/>
-                      <w:szCs w:val="22"/>
+                      <w:sz w:val="24"/>
+                      <w:szCs w:val="24"/>
                       <w:u w:val="single"/>
                     </w:rPr>
                     <w:t xml:space="preserve">      </w:t>
@@ -3705,8 +3783,8 @@
                       <w:rFonts w:ascii="Avenir Next" w:hAnsi="Avenir Next" w:cs="Avenir Next" w:eastAsia="Avenir Next"/>
                       <w:b/>
                       <w:color w:val="003A70"/>
-                      <w:sz w:val="22"/>
-                      <w:szCs w:val="22"/>
+                      <w:sz w:val="24"/>
+                      <w:szCs w:val="24"/>
                     </w:rPr>
                     <w:t xml:space="preserve">b.</w:t>
                   </w:r>
@@ -3714,8 +3792,8 @@
                     <w:rPr>
                       <w:rFonts w:ascii="Avenir Next" w:hAnsi="Avenir Next" w:cs="Avenir Next" w:eastAsia="Avenir Next"/>
                       <w:color w:val="1A1A1A"/>
-                      <w:sz w:val="22"/>
-                      <w:szCs w:val="22"/>
+                      <w:sz w:val="24"/>
+                      <w:szCs w:val="24"/>
                     </w:rPr>
                     <w:tab/>
                   </w:r>
@@ -3723,8 +3801,8 @@
                     <w:rPr>
                       <w:rFonts w:ascii="Avenir Next" w:hAnsi="Avenir Next" w:cs="Avenir Next" w:eastAsia="Avenir Next"/>
                       <w:color w:val="1A1A1A"/>
-                      <w:sz w:val="22"/>
-                      <w:szCs w:val="22"/>
+                      <w:sz w:val="24"/>
+                      <w:szCs w:val="24"/>
                     </w:rPr>
                     <w:t xml:space="preserve">74% of 41 ≈</w:t>
                   </w:r>
@@ -3732,8 +3810,8 @@
                     <w:rPr>
                       <w:rFonts w:ascii="Avenir Next" w:hAnsi="Avenir Next" w:cs="Avenir Next" w:eastAsia="Avenir Next"/>
                       <w:color w:val="1A1A1A"/>
-                      <w:sz w:val="22"/>
-                      <w:szCs w:val="22"/>
+                      <w:sz w:val="24"/>
+                      <w:szCs w:val="24"/>
                     </w:rPr>
                     <w:t xml:space="preserve">  </w:t>
                   </w:r>
@@ -3741,8 +3819,8 @@
                     <w:rPr>
                       <w:rFonts w:ascii="Avenir Next" w:hAnsi="Avenir Next" w:cs="Avenir Next" w:eastAsia="Avenir Next"/>
                       <w:color w:val="1A1A1A"/>
-                      <w:sz w:val="22"/>
-                      <w:szCs w:val="22"/>
+                      <w:sz w:val="24"/>
+                      <w:szCs w:val="24"/>
                       <w:u w:val="single"/>
                     </w:rPr>
                     <w:t xml:space="preserve">      </w:t>
@@ -3767,8 +3845,8 @@
                       <w:rFonts w:ascii="Avenir Next" w:hAnsi="Avenir Next" w:cs="Avenir Next" w:eastAsia="Avenir Next"/>
                       <w:b/>
                       <w:color w:val="003A70"/>
-                      <w:sz w:val="22"/>
-                      <w:szCs w:val="22"/>
+                      <w:sz w:val="24"/>
+                      <w:szCs w:val="24"/>
                     </w:rPr>
                     <w:t xml:space="preserve">c.</w:t>
                   </w:r>
@@ -3776,8 +3854,8 @@
                     <w:rPr>
                       <w:rFonts w:ascii="Avenir Next" w:hAnsi="Avenir Next" w:cs="Avenir Next" w:eastAsia="Avenir Next"/>
                       <w:color w:val="1A1A1A"/>
-                      <w:sz w:val="22"/>
-                      <w:szCs w:val="22"/>
+                      <w:sz w:val="24"/>
+                      <w:szCs w:val="24"/>
                     </w:rPr>
                     <w:tab/>
                   </w:r>
@@ -3785,8 +3863,8 @@
                     <w:rPr>
                       <w:rFonts w:ascii="Avenir Next" w:hAnsi="Avenir Next" w:cs="Avenir Next" w:eastAsia="Avenir Next"/>
                       <w:color w:val="1A1A1A"/>
-                      <w:sz w:val="22"/>
-                      <w:szCs w:val="22"/>
+                      <w:sz w:val="24"/>
+                      <w:szCs w:val="24"/>
                     </w:rPr>
                     <w:t xml:space="preserve">26% of 203 ≈</w:t>
                   </w:r>
@@ -3794,8 +3872,8 @@
                     <w:rPr>
                       <w:rFonts w:ascii="Avenir Next" w:hAnsi="Avenir Next" w:cs="Avenir Next" w:eastAsia="Avenir Next"/>
                       <w:color w:val="1A1A1A"/>
-                      <w:sz w:val="22"/>
-                      <w:szCs w:val="22"/>
+                      <w:sz w:val="24"/>
+                      <w:szCs w:val="24"/>
                     </w:rPr>
                     <w:t xml:space="preserve">  </w:t>
                   </w:r>
@@ -3803,8 +3881,8 @@
                     <w:rPr>
                       <w:rFonts w:ascii="Avenir Next" w:hAnsi="Avenir Next" w:cs="Avenir Next" w:eastAsia="Avenir Next"/>
                       <w:color w:val="1A1A1A"/>
-                      <w:sz w:val="22"/>
-                      <w:szCs w:val="22"/>
+                      <w:sz w:val="24"/>
+                      <w:szCs w:val="24"/>
                       <w:u w:val="single"/>
                     </w:rPr>
                     <w:t xml:space="preserve">      </w:t>
@@ -3878,8 +3956,8 @@
                 <w:rFonts w:ascii="Avenir Next" w:hAnsi="Avenir Next" w:cs="Avenir Next" w:eastAsia="Avenir Next"/>
                 <w:b/>
                 <w:color w:val="1A1A1A"/>
-                <w:sz w:val="22"/>
-                <w:szCs w:val="22"/>
+                <w:sz w:val="24"/>
+                <w:szCs w:val="24"/>
               </w:rPr>
               <w:t xml:space="preserve">2.</w:t>
             </w:r>
@@ -3887,8 +3965,8 @@
               <w:rPr>
                 <w:rFonts w:ascii="Avenir Next" w:hAnsi="Avenir Next" w:cs="Avenir Next" w:eastAsia="Avenir Next"/>
                 <w:color w:val="1A1A1A"/>
-                <w:sz w:val="22"/>
-                <w:szCs w:val="22"/>
+                <w:sz w:val="24"/>
+                <w:szCs w:val="24"/>
               </w:rPr>
               <w:tab/>
             </w:r>
@@ -3897,8 +3975,8 @@
                 <w:rFonts w:ascii="Avenir Next" w:hAnsi="Avenir Next" w:cs="Avenir Next" w:eastAsia="Avenir Next"/>
                 <w:b/>
                 <w:color w:val="1A1A1A"/>
-                <w:sz w:val="22"/>
-                <w:szCs w:val="22"/>
+                <w:sz w:val="24"/>
+                <w:szCs w:val="24"/>
               </w:rPr>
               <w:t xml:space="preserve">Sneaker Sale.  </w:t>
             </w:r>
@@ -3906,10 +3984,117 @@
               <w:rPr>
                 <w:rFonts w:ascii="Avenir Next" w:hAnsi="Avenir Next" w:cs="Avenir Next" w:eastAsia="Avenir Next"/>
                 <w:color w:val="1A1A1A"/>
-                <w:sz w:val="22"/>
-                <w:szCs w:val="22"/>
+                <w:sz w:val="24"/>
+                <w:szCs w:val="24"/>
               </w:rPr>
               <w:t xml:space="preserve">Sneakers cost $198 and are 30% off. Round to $200. Each part of the tape is 10% of $200.</w:t>
+            </w:r>
+          </w:p>
+          <w:p>
+            <w:pPr>
+              <w:keepNext/>
+              <w:spacing w:before="0" w:after="40" w:line="252" w:lineRule="auto"/>
+              <w:ind w:left="432"/>
+            </w:pPr>
+            <w:r>
+              <w:rPr>
+                <w:rFonts w:ascii="Avenir Next" w:hAnsi="Avenir Next" w:cs="Avenir Next" w:eastAsia="Avenir Next"/>
+                <w:b/>
+                <w:color w:val="003A70"/>
+                <w:sz w:val="17"/>
+                <w:szCs w:val="17"/>
+              </w:rPr>
+              <w:t xml:space="preserve">Frame  </w:t>
+            </w:r>
+            <w:r>
+              <w:rPr>
+                <w:rFonts w:ascii="Avenir Next" w:hAnsi="Avenir Next" w:cs="Avenir Next" w:eastAsia="Avenir Next"/>
+                <w:i/>
+                <w:color w:val="1A1A1A"/>
+                <w:sz w:val="21"/>
+                <w:szCs w:val="21"/>
+              </w:rPr>
+              <w:t xml:space="preserve">One part is $200 ÷ </w:t>
+            </w:r>
+            <w:r>
+              <w:rPr>
+                <w:rFonts w:ascii="Avenir Next" w:hAnsi="Avenir Next" w:cs="Avenir Next" w:eastAsia="Avenir Next"/>
+                <w:color w:val="1A1A1A"/>
+                <w:sz w:val="21"/>
+                <w:szCs w:val="21"/>
+                <w:u w:val="single"/>
+              </w:rPr>
+              <w:t xml:space="preserve">      </w:t>
+            </w:r>
+            <w:r>
+              <w:rPr>
+                <w:rFonts w:ascii="Avenir Next" w:hAnsi="Avenir Next" w:cs="Avenir Next" w:eastAsia="Avenir Next"/>
+                <w:i/>
+                <w:color w:val="1A1A1A"/>
+                <w:sz w:val="21"/>
+                <w:szCs w:val="21"/>
+              </w:rPr>
+              <w:t xml:space="preserve"> = </w:t>
+            </w:r>
+            <w:r>
+              <w:rPr>
+                <w:rFonts w:ascii="Avenir Next" w:hAnsi="Avenir Next" w:cs="Avenir Next" w:eastAsia="Avenir Next"/>
+                <w:color w:val="1A1A1A"/>
+                <w:sz w:val="21"/>
+                <w:szCs w:val="21"/>
+                <w:u w:val="single"/>
+              </w:rPr>
+              <w:t xml:space="preserve">      </w:t>
+            </w:r>
+            <w:r>
+              <w:rPr>
+                <w:rFonts w:ascii="Avenir Next" w:hAnsi="Avenir Next" w:cs="Avenir Next" w:eastAsia="Avenir Next"/>
+                <w:i/>
+                <w:color w:val="1A1A1A"/>
+                <w:sz w:val="21"/>
+                <w:szCs w:val="21"/>
+              </w:rPr>
+              <w:t xml:space="preserve">. The discount is 3 × </w:t>
+            </w:r>
+            <w:r>
+              <w:rPr>
+                <w:rFonts w:ascii="Avenir Next" w:hAnsi="Avenir Next" w:cs="Avenir Next" w:eastAsia="Avenir Next"/>
+                <w:color w:val="1A1A1A"/>
+                <w:sz w:val="21"/>
+                <w:szCs w:val="21"/>
+                <w:u w:val="single"/>
+              </w:rPr>
+              <w:t xml:space="preserve">      </w:t>
+            </w:r>
+            <w:r>
+              <w:rPr>
+                <w:rFonts w:ascii="Avenir Next" w:hAnsi="Avenir Next" w:cs="Avenir Next" w:eastAsia="Avenir Next"/>
+                <w:i/>
+                <w:color w:val="1A1A1A"/>
+                <w:sz w:val="21"/>
+                <w:szCs w:val="21"/>
+              </w:rPr>
+              <w:t xml:space="preserve"> = </w:t>
+            </w:r>
+            <w:r>
+              <w:rPr>
+                <w:rFonts w:ascii="Avenir Next" w:hAnsi="Avenir Next" w:cs="Avenir Next" w:eastAsia="Avenir Next"/>
+                <w:color w:val="1A1A1A"/>
+                <w:sz w:val="21"/>
+                <w:szCs w:val="21"/>
+                <w:u w:val="single"/>
+              </w:rPr>
+              <w:t xml:space="preserve">      </w:t>
+            </w:r>
+            <w:r>
+              <w:rPr>
+                <w:rFonts w:ascii="Avenir Next" w:hAnsi="Avenir Next" w:cs="Avenir Next" w:eastAsia="Avenir Next"/>
+                <w:i/>
+                <w:color w:val="1A1A1A"/>
+                <w:sz w:val="21"/>
+                <w:szCs w:val="21"/>
+              </w:rPr>
+              <w:t xml:space="preserve">.</w:t>
             </w:r>
           </w:p>
           <w:p>
@@ -3966,8 +4151,8 @@
                 <w:rFonts w:ascii="Avenir Next" w:hAnsi="Avenir Next" w:cs="Avenir Next" w:eastAsia="Avenir Next"/>
                 <w:b/>
                 <w:color w:val="003A70"/>
-                <w:sz w:val="22"/>
-                <w:szCs w:val="22"/>
+                <w:sz w:val="24"/>
+                <w:szCs w:val="24"/>
               </w:rPr>
               <w:t xml:space="preserve">a.</w:t>
             </w:r>
@@ -3975,8 +4160,8 @@
               <w:rPr>
                 <w:rFonts w:ascii="Avenir Next" w:hAnsi="Avenir Next" w:cs="Avenir Next" w:eastAsia="Avenir Next"/>
                 <w:color w:val="1A1A1A"/>
-                <w:sz w:val="22"/>
-                <w:szCs w:val="22"/>
+                <w:sz w:val="24"/>
+                <w:szCs w:val="24"/>
               </w:rPr>
               <w:tab/>
             </w:r>
@@ -3984,8 +4169,8 @@
               <w:rPr>
                 <w:rFonts w:ascii="Avenir Next" w:hAnsi="Avenir Next" w:cs="Avenir Next" w:eastAsia="Avenir Next"/>
                 <w:color w:val="1A1A1A"/>
-                <w:sz w:val="22"/>
-                <w:szCs w:val="22"/>
+                <w:sz w:val="24"/>
+                <w:szCs w:val="24"/>
               </w:rPr>
               <w:t xml:space="preserve">About how many dollars is one part (10%)?</w:t>
             </w:r>
@@ -3993,8 +4178,8 @@
               <w:rPr>
                 <w:rFonts w:ascii="Avenir Next" w:hAnsi="Avenir Next" w:cs="Avenir Next" w:eastAsia="Avenir Next"/>
                 <w:color w:val="1A1A1A"/>
-                <w:sz w:val="22"/>
-                <w:szCs w:val="22"/>
+                <w:sz w:val="24"/>
+                <w:szCs w:val="24"/>
               </w:rPr>
               <w:t xml:space="preserve">  </w:t>
             </w:r>
@@ -4002,8 +4187,8 @@
               <w:rPr>
                 <w:rFonts w:ascii="Avenir Next" w:hAnsi="Avenir Next" w:cs="Avenir Next" w:eastAsia="Avenir Next"/>
                 <w:color w:val="1A1A1A"/>
-                <w:sz w:val="22"/>
-                <w:szCs w:val="22"/>
+                <w:sz w:val="24"/>
+                <w:szCs w:val="24"/>
                 <w:u w:val="single"/>
               </w:rPr>
               <w:t xml:space="preserve">                      </w:t>
@@ -4023,8 +4208,8 @@
                 <w:rFonts w:ascii="Avenir Next" w:hAnsi="Avenir Next" w:cs="Avenir Next" w:eastAsia="Avenir Next"/>
                 <w:b/>
                 <w:color w:val="003A70"/>
-                <w:sz w:val="22"/>
-                <w:szCs w:val="22"/>
+                <w:sz w:val="24"/>
+                <w:szCs w:val="24"/>
               </w:rPr>
               <w:t xml:space="preserve">b.</w:t>
             </w:r>
@@ -4032,8 +4217,8 @@
               <w:rPr>
                 <w:rFonts w:ascii="Avenir Next" w:hAnsi="Avenir Next" w:cs="Avenir Next" w:eastAsia="Avenir Next"/>
                 <w:color w:val="1A1A1A"/>
-                <w:sz w:val="22"/>
-                <w:szCs w:val="22"/>
+                <w:sz w:val="24"/>
+                <w:szCs w:val="24"/>
               </w:rPr>
               <w:tab/>
             </w:r>
@@ -4041,8 +4226,8 @@
               <w:rPr>
                 <w:rFonts w:ascii="Avenir Next" w:hAnsi="Avenir Next" w:cs="Avenir Next" w:eastAsia="Avenir Next"/>
                 <w:color w:val="1A1A1A"/>
-                <w:sz w:val="22"/>
-                <w:szCs w:val="22"/>
+                <w:sz w:val="24"/>
+                <w:szCs w:val="24"/>
               </w:rPr>
               <w:t xml:space="preserve">About how much is the discount (30%)?</w:t>
             </w:r>
@@ -4050,8 +4235,8 @@
               <w:rPr>
                 <w:rFonts w:ascii="Avenir Next" w:hAnsi="Avenir Next" w:cs="Avenir Next" w:eastAsia="Avenir Next"/>
                 <w:color w:val="1A1A1A"/>
-                <w:sz w:val="22"/>
-                <w:szCs w:val="22"/>
+                <w:sz w:val="24"/>
+                <w:szCs w:val="24"/>
               </w:rPr>
               <w:t xml:space="preserve">  </w:t>
             </w:r>
@@ -4059,8 +4244,8 @@
               <w:rPr>
                 <w:rFonts w:ascii="Avenir Next" w:hAnsi="Avenir Next" w:cs="Avenir Next" w:eastAsia="Avenir Next"/>
                 <w:color w:val="1A1A1A"/>
-                <w:sz w:val="22"/>
-                <w:szCs w:val="22"/>
+                <w:sz w:val="24"/>
+                <w:szCs w:val="24"/>
                 <w:u w:val="single"/>
               </w:rPr>
               <w:t xml:space="preserve">                      </w:t>
@@ -4126,8 +4311,8 @@
                 <w:rFonts w:ascii="Avenir Next" w:hAnsi="Avenir Next" w:cs="Avenir Next" w:eastAsia="Avenir Next"/>
                 <w:b/>
                 <w:color w:val="1A1A1A"/>
-                <w:sz w:val="22"/>
-                <w:szCs w:val="22"/>
+                <w:sz w:val="24"/>
+                <w:szCs w:val="24"/>
               </w:rPr>
               <w:t xml:space="preserve">3.</w:t>
             </w:r>
@@ -4135,8 +4320,8 @@
               <w:rPr>
                 <w:rFonts w:ascii="Avenir Next" w:hAnsi="Avenir Next" w:cs="Avenir Next" w:eastAsia="Avenir Next"/>
                 <w:color w:val="1A1A1A"/>
-                <w:sz w:val="22"/>
-                <w:szCs w:val="22"/>
+                <w:sz w:val="24"/>
+                <w:szCs w:val="24"/>
               </w:rPr>
               <w:tab/>
             </w:r>
@@ -4145,8 +4330,8 @@
                 <w:rFonts w:ascii="Avenir Next" w:hAnsi="Avenir Next" w:cs="Avenir Next" w:eastAsia="Avenir Next"/>
                 <w:b/>
                 <w:color w:val="1A1A1A"/>
-                <w:sz w:val="22"/>
-                <w:szCs w:val="22"/>
+                <w:sz w:val="24"/>
+                <w:szCs w:val="24"/>
               </w:rPr>
               <w:t xml:space="preserve">School Lunch.  </w:t>
             </w:r>
@@ -4154,8 +4339,8 @@
               <w:rPr>
                 <w:rFonts w:ascii="Avenir Next" w:hAnsi="Avenir Next" w:cs="Avenir Next" w:eastAsia="Avenir Next"/>
                 <w:color w:val="1A1A1A"/>
-                <w:sz w:val="22"/>
-                <w:szCs w:val="22"/>
+                <w:sz w:val="24"/>
+                <w:szCs w:val="24"/>
               </w:rPr>
               <w:t xml:space="preserve">412 students. About 48% </w:t>
             </w:r>
@@ -4164,8 +4349,8 @@
                 <w:rFonts w:ascii="Avenir Next" w:hAnsi="Avenir Next" w:cs="Avenir Next" w:eastAsia="Avenir Next"/>
                 <w:b/>
                 <w:color w:val="1A1A1A"/>
-                <w:sz w:val="22"/>
-                <w:szCs w:val="22"/>
+                <w:sz w:val="24"/>
+                <w:szCs w:val="24"/>
               </w:rPr>
               <w:t xml:space="preserve">buy lunch</w:t>
             </w:r>
@@ -4173,8 +4358,8 @@
               <w:rPr>
                 <w:rFonts w:ascii="Avenir Next" w:hAnsi="Avenir Next" w:cs="Avenir Next" w:eastAsia="Avenir Next"/>
                 <w:color w:val="1A1A1A"/>
-                <w:sz w:val="22"/>
-                <w:szCs w:val="22"/>
+                <w:sz w:val="24"/>
+                <w:szCs w:val="24"/>
               </w:rPr>
               <w:t xml:space="preserve">. About how many students buy lunch?</w:t>
             </w:r>
@@ -4193,8 +4378,8 @@
                 <w:rFonts w:ascii="Avenir Next" w:hAnsi="Avenir Next" w:cs="Avenir Next" w:eastAsia="Avenir Next"/>
                 <w:b/>
                 <w:color w:val="003A70"/>
-                <w:sz w:val="18"/>
-                <w:szCs w:val="18"/>
+                <w:sz w:val="21"/>
+                <w:szCs w:val="21"/>
               </w:rPr>
               <w:t xml:space="preserve">Step 1</w:t>
             </w:r>
@@ -4202,8 +4387,8 @@
               <w:rPr>
                 <w:rFonts w:ascii="Avenir Next" w:hAnsi="Avenir Next" w:cs="Avenir Next" w:eastAsia="Avenir Next"/>
                 <w:color w:val="1A1A1A"/>
-                <w:sz w:val="18"/>
-                <w:szCs w:val="18"/>
+                <w:sz w:val="21"/>
+                <w:szCs w:val="21"/>
               </w:rPr>
               <w:tab/>
             </w:r>
@@ -4211,8 +4396,8 @@
               <w:rPr>
                 <w:rFonts w:ascii="Avenir Next" w:hAnsi="Avenir Next" w:cs="Avenir Next" w:eastAsia="Avenir Next"/>
                 <w:color w:val="1A1A1A"/>
-                <w:sz w:val="21"/>
-                <w:szCs w:val="21"/>
+                <w:sz w:val="22"/>
+                <w:szCs w:val="22"/>
               </w:rPr>
               <w:t xml:space="preserve">Round: 48% is about 50%. 412 is about 400.</w:t>
             </w:r>
@@ -4231,8 +4416,8 @@
                 <w:rFonts w:ascii="Avenir Next" w:hAnsi="Avenir Next" w:cs="Avenir Next" w:eastAsia="Avenir Next"/>
                 <w:b/>
                 <w:color w:val="003A70"/>
-                <w:sz w:val="18"/>
-                <w:szCs w:val="18"/>
+                <w:sz w:val="21"/>
+                <w:szCs w:val="21"/>
               </w:rPr>
               <w:t xml:space="preserve">Step 2</w:t>
             </w:r>
@@ -4240,8 +4425,8 @@
               <w:rPr>
                 <w:rFonts w:ascii="Avenir Next" w:hAnsi="Avenir Next" w:cs="Avenir Next" w:eastAsia="Avenir Next"/>
                 <w:color w:val="1A1A1A"/>
-                <w:sz w:val="18"/>
-                <w:szCs w:val="18"/>
+                <w:sz w:val="21"/>
+                <w:szCs w:val="21"/>
               </w:rPr>
               <w:tab/>
             </w:r>
@@ -4249,8 +4434,8 @@
               <w:rPr>
                 <w:rFonts w:ascii="Avenir Next" w:hAnsi="Avenir Next" w:cs="Avenir Next" w:eastAsia="Avenir Next"/>
                 <w:color w:val="1A1A1A"/>
-                <w:sz w:val="21"/>
-                <w:szCs w:val="21"/>
+                <w:sz w:val="22"/>
+                <w:szCs w:val="22"/>
               </w:rPr>
               <w:t xml:space="preserve">50% is half. Find half of 400.</w:t>
             </w:r>
@@ -4268,8 +4453,8 @@
                 <w:rFonts w:ascii="Avenir Next" w:hAnsi="Avenir Next" w:cs="Avenir Next" w:eastAsia="Avenir Next"/>
                 <w:b/>
                 <w:color w:val="1A1A1A"/>
-                <w:sz w:val="18"/>
-                <w:szCs w:val="18"/>
+                <w:sz w:val="21"/>
+                <w:szCs w:val="21"/>
               </w:rPr>
               <w:t xml:space="preserve">About</w:t>
             </w:r>
@@ -4277,8 +4462,8 @@
               <w:rPr>
                 <w:rFonts w:ascii="Avenir Next" w:hAnsi="Avenir Next" w:cs="Avenir Next" w:eastAsia="Avenir Next"/>
                 <w:color w:val="1A1A1A"/>
-                <w:sz w:val="18"/>
-                <w:szCs w:val="18"/>
+                <w:sz w:val="21"/>
+                <w:szCs w:val="21"/>
               </w:rPr>
               <w:tab/>
             </w:r>
@@ -4286,8 +4471,8 @@
               <w:rPr>
                 <w:rFonts w:ascii="Avenir Next" w:hAnsi="Avenir Next" w:cs="Avenir Next" w:eastAsia="Avenir Next"/>
                 <w:color w:val="1A1A1A"/>
-                <w:sz w:val="18"/>
-                <w:szCs w:val="18"/>
+                <w:sz w:val="21"/>
+                <w:szCs w:val="21"/>
               </w:rPr>
               <w:t xml:space="preserve">  students</w:t>
             </w:r>
@@ -4352,8 +4537,8 @@
                 <w:rFonts w:ascii="Avenir Next" w:hAnsi="Avenir Next" w:cs="Avenir Next" w:eastAsia="Avenir Next"/>
                 <w:b/>
                 <w:color w:val="1A1A1A"/>
-                <w:sz w:val="22"/>
-                <w:szCs w:val="22"/>
+                <w:sz w:val="24"/>
+                <w:szCs w:val="24"/>
               </w:rPr>
               <w:t xml:space="preserve">4.</w:t>
             </w:r>
@@ -4361,8 +4546,8 @@
               <w:rPr>
                 <w:rFonts w:ascii="Avenir Next" w:hAnsi="Avenir Next" w:cs="Avenir Next" w:eastAsia="Avenir Next"/>
                 <w:color w:val="1A1A1A"/>
-                <w:sz w:val="22"/>
-                <w:szCs w:val="22"/>
+                <w:sz w:val="24"/>
+                <w:szCs w:val="24"/>
               </w:rPr>
               <w:tab/>
             </w:r>
@@ -4371,8 +4556,8 @@
                 <w:rFonts w:ascii="Avenir Next" w:hAnsi="Avenir Next" w:cs="Avenir Next" w:eastAsia="Avenir Next"/>
                 <w:b/>
                 <w:color w:val="1A1A1A"/>
-                <w:sz w:val="22"/>
-                <w:szCs w:val="22"/>
+                <w:sz w:val="24"/>
+                <w:szCs w:val="24"/>
               </w:rPr>
               <w:t xml:space="preserve">Apple Orchard.  </w:t>
             </w:r>
@@ -4380,8 +4565,8 @@
               <w:rPr>
                 <w:rFonts w:ascii="Avenir Next" w:hAnsi="Avenir Next" w:cs="Avenir Next" w:eastAsia="Avenir Next"/>
                 <w:color w:val="1A1A1A"/>
-                <w:sz w:val="22"/>
-                <w:szCs w:val="22"/>
+                <w:sz w:val="24"/>
+                <w:szCs w:val="24"/>
               </w:rPr>
               <w:t xml:space="preserve">A farm picked 798 apples. About 24% of them were too small to sell. About how many apples were too small?</w:t>
             </w:r>
@@ -4400,8 +4585,8 @@
                 <w:rFonts w:ascii="Avenir Next" w:hAnsi="Avenir Next" w:cs="Avenir Next" w:eastAsia="Avenir Next"/>
                 <w:b/>
                 <w:color w:val="003A70"/>
-                <w:sz w:val="18"/>
-                <w:szCs w:val="18"/>
+                <w:sz w:val="21"/>
+                <w:szCs w:val="21"/>
               </w:rPr>
               <w:t xml:space="preserve">Step 1</w:t>
             </w:r>
@@ -4409,8 +4594,8 @@
               <w:rPr>
                 <w:rFonts w:ascii="Avenir Next" w:hAnsi="Avenir Next" w:cs="Avenir Next" w:eastAsia="Avenir Next"/>
                 <w:color w:val="1A1A1A"/>
-                <w:sz w:val="18"/>
-                <w:szCs w:val="18"/>
+                <w:sz w:val="21"/>
+                <w:szCs w:val="21"/>
               </w:rPr>
               <w:tab/>
             </w:r>
@@ -4418,8 +4603,8 @@
               <w:rPr>
                 <w:rFonts w:ascii="Avenir Next" w:hAnsi="Avenir Next" w:cs="Avenir Next" w:eastAsia="Avenir Next"/>
                 <w:color w:val="1A1A1A"/>
-                <w:sz w:val="21"/>
-                <w:szCs w:val="21"/>
+                <w:sz w:val="22"/>
+                <w:szCs w:val="22"/>
               </w:rPr>
               <w:t xml:space="preserve">Round: 24% is about 25%. 798 is about 800.</w:t>
             </w:r>
@@ -4438,8 +4623,8 @@
                 <w:rFonts w:ascii="Avenir Next" w:hAnsi="Avenir Next" w:cs="Avenir Next" w:eastAsia="Avenir Next"/>
                 <w:b/>
                 <w:color w:val="003A70"/>
-                <w:sz w:val="18"/>
-                <w:szCs w:val="18"/>
+                <w:sz w:val="21"/>
+                <w:szCs w:val="21"/>
               </w:rPr>
               <w:t xml:space="preserve">Step 2</w:t>
             </w:r>
@@ -4447,8 +4632,8 @@
               <w:rPr>
                 <w:rFonts w:ascii="Avenir Next" w:hAnsi="Avenir Next" w:cs="Avenir Next" w:eastAsia="Avenir Next"/>
                 <w:color w:val="1A1A1A"/>
-                <w:sz w:val="18"/>
-                <w:szCs w:val="18"/>
+                <w:sz w:val="21"/>
+                <w:szCs w:val="21"/>
               </w:rPr>
               <w:tab/>
             </w:r>
@@ -4456,8 +4641,8 @@
               <w:rPr>
                 <w:rFonts w:ascii="Avenir Next" w:hAnsi="Avenir Next" w:cs="Avenir Next" w:eastAsia="Avenir Next"/>
                 <w:color w:val="1A1A1A"/>
-                <w:sz w:val="21"/>
-                <w:szCs w:val="21"/>
+                <w:sz w:val="22"/>
+                <w:szCs w:val="22"/>
               </w:rPr>
               <w:t xml:space="preserve">25% is one fourth. Divide by 4.</w:t>
             </w:r>
@@ -4475,8 +4660,8 @@
                 <w:rFonts w:ascii="Avenir Next" w:hAnsi="Avenir Next" w:cs="Avenir Next" w:eastAsia="Avenir Next"/>
                 <w:b/>
                 <w:color w:val="1A1A1A"/>
-                <w:sz w:val="18"/>
-                <w:szCs w:val="18"/>
+                <w:sz w:val="21"/>
+                <w:szCs w:val="21"/>
               </w:rPr>
               <w:t xml:space="preserve">About</w:t>
             </w:r>
@@ -4484,8 +4669,8 @@
               <w:rPr>
                 <w:rFonts w:ascii="Avenir Next" w:hAnsi="Avenir Next" w:cs="Avenir Next" w:eastAsia="Avenir Next"/>
                 <w:color w:val="1A1A1A"/>
-                <w:sz w:val="18"/>
-                <w:szCs w:val="18"/>
+                <w:sz w:val="21"/>
+                <w:szCs w:val="21"/>
               </w:rPr>
               <w:tab/>
             </w:r>
@@ -4493,8 +4678,8 @@
               <w:rPr>
                 <w:rFonts w:ascii="Avenir Next" w:hAnsi="Avenir Next" w:cs="Avenir Next" w:eastAsia="Avenir Next"/>
                 <w:color w:val="1A1A1A"/>
-                <w:sz w:val="18"/>
-                <w:szCs w:val="18"/>
+                <w:sz w:val="21"/>
+                <w:szCs w:val="21"/>
               </w:rPr>
               <w:t xml:space="preserve">  apples</w:t>
             </w:r>
@@ -4559,8 +4744,8 @@
                 <w:rFonts w:ascii="Avenir Next" w:hAnsi="Avenir Next" w:cs="Avenir Next" w:eastAsia="Avenir Next"/>
                 <w:b/>
                 <w:color w:val="1A1A1A"/>
-                <w:sz w:val="22"/>
-                <w:szCs w:val="22"/>
+                <w:sz w:val="24"/>
+                <w:szCs w:val="24"/>
               </w:rPr>
               <w:t xml:space="preserve">5.</w:t>
             </w:r>
@@ -4568,8 +4753,8 @@
               <w:rPr>
                 <w:rFonts w:ascii="Avenir Next" w:hAnsi="Avenir Next" w:cs="Avenir Next" w:eastAsia="Avenir Next"/>
                 <w:color w:val="1A1A1A"/>
-                <w:sz w:val="22"/>
-                <w:szCs w:val="22"/>
+                <w:sz w:val="24"/>
+                <w:szCs w:val="24"/>
               </w:rPr>
               <w:tab/>
             </w:r>
@@ -4578,8 +4763,8 @@
                 <w:rFonts w:ascii="Avenir Next" w:hAnsi="Avenir Next" w:cs="Avenir Next" w:eastAsia="Avenir Next"/>
                 <w:b/>
                 <w:color w:val="1A1A1A"/>
-                <w:sz w:val="22"/>
-                <w:szCs w:val="22"/>
+                <w:sz w:val="24"/>
+                <w:szCs w:val="24"/>
               </w:rPr>
               <w:t xml:space="preserve">Find the Error.  </w:t>
             </w:r>
@@ -4587,8 +4772,8 @@
               <w:rPr>
                 <w:rFonts w:ascii="Avenir Next" w:hAnsi="Avenir Next" w:cs="Avenir Next" w:eastAsia="Avenir Next"/>
                 <w:color w:val="1A1A1A"/>
-                <w:sz w:val="22"/>
-                <w:szCs w:val="22"/>
+                <w:sz w:val="24"/>
+                <w:szCs w:val="24"/>
               </w:rPr>
               <w:t xml:space="preserve">Mia estimated 19% of 512 by writing 20 × 500 = 10,000. Explain her mistake. Give a good estimate.</w:t>
             </w:r>
@@ -4614,8 +4799,8 @@
                 <w:rFonts w:ascii="Avenir Next" w:hAnsi="Avenir Next" w:cs="Avenir Next" w:eastAsia="Avenir Next"/>
                 <w:i/>
                 <w:color w:val="1A1A1A"/>
-                <w:sz w:val="18"/>
-                <w:szCs w:val="18"/>
+                <w:sz w:val="21"/>
+                <w:szCs w:val="21"/>
               </w:rPr>
               <w:t xml:space="preserve">Mia’s mistake is </w:t>
             </w:r>
@@ -4623,8 +4808,8 @@
               <w:rPr>
                 <w:rFonts w:ascii="Avenir Next" w:hAnsi="Avenir Next" w:cs="Avenir Next" w:eastAsia="Avenir Next"/>
                 <w:color w:val="1A1A1A"/>
-                <w:sz w:val="18"/>
-                <w:szCs w:val="18"/>
+                <w:sz w:val="21"/>
+                <w:szCs w:val="21"/>
                 <w:u w:val="single"/>
               </w:rPr>
               <w:t xml:space="preserve">      </w:t>
@@ -4634,8 +4819,8 @@
                 <w:rFonts w:ascii="Avenir Next" w:hAnsi="Avenir Next" w:cs="Avenir Next" w:eastAsia="Avenir Next"/>
                 <w:i/>
                 <w:color w:val="1A1A1A"/>
-                <w:sz w:val="18"/>
-                <w:szCs w:val="18"/>
+                <w:sz w:val="21"/>
+                <w:szCs w:val="21"/>
               </w:rPr>
               <w:t xml:space="preserve">. 20% means </w:t>
             </w:r>
@@ -4643,8 +4828,8 @@
               <w:rPr>
                 <w:rFonts w:ascii="Avenir Next" w:hAnsi="Avenir Next" w:cs="Avenir Next" w:eastAsia="Avenir Next"/>
                 <w:color w:val="1A1A1A"/>
-                <w:sz w:val="18"/>
-                <w:szCs w:val="18"/>
+                <w:sz w:val="21"/>
+                <w:szCs w:val="21"/>
                 <w:u w:val="single"/>
               </w:rPr>
               <w:t xml:space="preserve">      </w:t>
@@ -4654,8 +4839,8 @@
                 <w:rFonts w:ascii="Avenir Next" w:hAnsi="Avenir Next" w:cs="Avenir Next" w:eastAsia="Avenir Next"/>
                 <w:i/>
                 <w:color w:val="1A1A1A"/>
-                <w:sz w:val="18"/>
-                <w:szCs w:val="18"/>
+                <w:sz w:val="21"/>
+                <w:szCs w:val="21"/>
               </w:rPr>
               <w:t xml:space="preserve">, so a good estimate is </w:t>
             </w:r>
@@ -4663,8 +4848,8 @@
               <w:rPr>
                 <w:rFonts w:ascii="Avenir Next" w:hAnsi="Avenir Next" w:cs="Avenir Next" w:eastAsia="Avenir Next"/>
                 <w:color w:val="1A1A1A"/>
-                <w:sz w:val="18"/>
-                <w:szCs w:val="18"/>
+                <w:sz w:val="21"/>
+                <w:szCs w:val="21"/>
                 <w:u w:val="single"/>
               </w:rPr>
               <w:t xml:space="preserve">      </w:t>
@@ -4674,8 +4859,8 @@
                 <w:rFonts w:ascii="Avenir Next" w:hAnsi="Avenir Next" w:cs="Avenir Next" w:eastAsia="Avenir Next"/>
                 <w:i/>
                 <w:color w:val="1A1A1A"/>
-                <w:sz w:val="18"/>
-                <w:szCs w:val="18"/>
+                <w:sz w:val="21"/>
+                <w:szCs w:val="21"/>
               </w:rPr>
               <w:t xml:space="preserve">.</w:t>
             </w:r>
@@ -4769,6 +4954,7 @@
           <w:tab w:val="right" w:pos="9504"/>
         </w:tabs>
         <w:spacing w:before="90" w:after="50" w:line="240" w:lineRule="auto"/>
+        <w:outlineLvl w:val="1"/>
       </w:pPr>
       <w:r>
         <w:rPr>
@@ -4776,8 +4962,8 @@
           <w:b/>
           <w:color w:val="003A70"/>
           <w:spacing w:val="14"/>
-          <w:sz w:val="21"/>
-          <w:szCs w:val="21"/>
+          <w:sz w:val="22"/>
+          <w:szCs w:val="22"/>
         </w:rPr>
         <w:t xml:space="preserve">TEST PRACTICE</w:t>
       </w:r>
@@ -4853,8 +5039,8 @@
                 <w:rFonts w:ascii="Avenir Next" w:hAnsi="Avenir Next" w:cs="Avenir Next" w:eastAsia="Avenir Next"/>
                 <w:b/>
                 <w:color w:val="1A1A1A"/>
-                <w:sz w:val="22"/>
-                <w:szCs w:val="22"/>
+                <w:sz w:val="24"/>
+                <w:szCs w:val="24"/>
               </w:rPr>
               <w:t xml:space="preserve">6.</w:t>
             </w:r>
@@ -4862,8 +5048,8 @@
               <w:rPr>
                 <w:rFonts w:ascii="Avenir Next" w:hAnsi="Avenir Next" w:cs="Avenir Next" w:eastAsia="Avenir Next"/>
                 <w:color w:val="1A1A1A"/>
-                <w:sz w:val="22"/>
-                <w:szCs w:val="22"/>
+                <w:sz w:val="24"/>
+                <w:szCs w:val="24"/>
               </w:rPr>
               <w:tab/>
             </w:r>
@@ -4871,10 +5057,86 @@
               <w:rPr>
                 <w:rFonts w:ascii="Avenir Next" w:hAnsi="Avenir Next" w:cs="Avenir Next" w:eastAsia="Avenir Next"/>
                 <w:color w:val="1A1A1A"/>
-                <w:sz w:val="22"/>
-                <w:szCs w:val="22"/>
+                <w:sz w:val="24"/>
+                <w:szCs w:val="24"/>
               </w:rPr>
               <w:t xml:space="preserve">Which is the best estimate of 26% of 79?</w:t>
+            </w:r>
+          </w:p>
+          <w:p>
+            <w:pPr>
+              <w:keepNext/>
+              <w:tabs>
+                <w:tab w:val="left" w:pos="1300"/>
+              </w:tabs>
+              <w:spacing w:before="0" w:after="30" w:line="264" w:lineRule="auto"/>
+              <w:ind w:left="1300" w:hanging="868"/>
+            </w:pPr>
+            <w:r>
+              <w:rPr>
+                <w:rFonts w:ascii="Avenir Next" w:hAnsi="Avenir Next" w:cs="Avenir Next" w:eastAsia="Avenir Next"/>
+                <w:b/>
+                <w:color w:val="003A70"/>
+                <w:sz w:val="21"/>
+                <w:szCs w:val="21"/>
+              </w:rPr>
+              <w:t xml:space="preserve">Step 1</w:t>
+            </w:r>
+            <w:r>
+              <w:rPr>
+                <w:rFonts w:ascii="Avenir Next" w:hAnsi="Avenir Next" w:cs="Avenir Next" w:eastAsia="Avenir Next"/>
+                <w:color w:val="1A1A1A"/>
+                <w:sz w:val="21"/>
+                <w:szCs w:val="21"/>
+              </w:rPr>
+              <w:tab/>
+            </w:r>
+            <w:r>
+              <w:rPr>
+                <w:rFonts w:ascii="Avenir Next" w:hAnsi="Avenir Next" w:cs="Avenir Next" w:eastAsia="Avenir Next"/>
+                <w:color w:val="1A1A1A"/>
+                <w:sz w:val="22"/>
+                <w:szCs w:val="22"/>
+              </w:rPr>
+              <w:t xml:space="preserve">Round: 26% is about 25%. 79 is about 80.</w:t>
+            </w:r>
+          </w:p>
+          <w:p>
+            <w:pPr>
+              <w:keepNext/>
+              <w:tabs>
+                <w:tab w:val="left" w:pos="1300"/>
+              </w:tabs>
+              <w:spacing w:before="0" w:after="30" w:line="264" w:lineRule="auto"/>
+              <w:ind w:left="1300" w:hanging="868"/>
+            </w:pPr>
+            <w:r>
+              <w:rPr>
+                <w:rFonts w:ascii="Avenir Next" w:hAnsi="Avenir Next" w:cs="Avenir Next" w:eastAsia="Avenir Next"/>
+                <w:b/>
+                <w:color w:val="003A70"/>
+                <w:sz w:val="21"/>
+                <w:szCs w:val="21"/>
+              </w:rPr>
+              <w:t xml:space="preserve">Step 2</w:t>
+            </w:r>
+            <w:r>
+              <w:rPr>
+                <w:rFonts w:ascii="Avenir Next" w:hAnsi="Avenir Next" w:cs="Avenir Next" w:eastAsia="Avenir Next"/>
+                <w:color w:val="1A1A1A"/>
+                <w:sz w:val="21"/>
+                <w:szCs w:val="21"/>
+              </w:rPr>
+              <w:tab/>
+            </w:r>
+            <w:r>
+              <w:rPr>
+                <w:rFonts w:ascii="Avenir Next" w:hAnsi="Avenir Next" w:cs="Avenir Next" w:eastAsia="Avenir Next"/>
+                <w:color w:val="1A1A1A"/>
+                <w:sz w:val="22"/>
+                <w:szCs w:val="22"/>
+              </w:rPr>
+              <w:t xml:space="preserve">25% is one fourth. Divide by 4.</w:t>
             </w:r>
           </w:p>
           <w:tbl>
@@ -4927,8 +5189,8 @@
                       <w:rFonts w:ascii="Avenir Next" w:hAnsi="Avenir Next" w:cs="Avenir Next" w:eastAsia="Avenir Next"/>
                       <w:b/>
                       <w:color w:val="003A70"/>
-                      <w:sz w:val="21"/>
-                      <w:szCs w:val="21"/>
+                      <w:sz w:val="23"/>
+                      <w:szCs w:val="23"/>
                     </w:rPr>
                     <w:t xml:space="preserve">A</w:t>
                   </w:r>
@@ -4936,8 +5198,8 @@
                     <w:rPr>
                       <w:rFonts w:ascii="Avenir Next" w:hAnsi="Avenir Next" w:cs="Avenir Next" w:eastAsia="Avenir Next"/>
                       <w:color w:val="1A1A1A"/>
-                      <w:sz w:val="21"/>
-                      <w:szCs w:val="21"/>
+                      <w:sz w:val="23"/>
+                      <w:szCs w:val="23"/>
                     </w:rPr>
                     <w:tab/>
                   </w:r>
@@ -4945,8 +5207,8 @@
                     <w:rPr>
                       <w:rFonts w:ascii="Avenir Next" w:hAnsi="Avenir Next" w:cs="Avenir Next" w:eastAsia="Avenir Next"/>
                       <w:color w:val="1A1A1A"/>
-                      <w:sz w:val="21"/>
-                      <w:szCs w:val="21"/>
+                      <w:sz w:val="23"/>
+                      <w:szCs w:val="23"/>
                     </w:rPr>
                     <w:t xml:space="preserve">2</w:t>
                   </w:r>
@@ -4970,8 +5232,8 @@
                       <w:rFonts w:ascii="Avenir Next" w:hAnsi="Avenir Next" w:cs="Avenir Next" w:eastAsia="Avenir Next"/>
                       <w:b/>
                       <w:color w:val="003A70"/>
-                      <w:sz w:val="21"/>
-                      <w:szCs w:val="21"/>
+                      <w:sz w:val="23"/>
+                      <w:szCs w:val="23"/>
                     </w:rPr>
                     <w:t xml:space="preserve">B</w:t>
                   </w:r>
@@ -4979,8 +5241,8 @@
                     <w:rPr>
                       <w:rFonts w:ascii="Avenir Next" w:hAnsi="Avenir Next" w:cs="Avenir Next" w:eastAsia="Avenir Next"/>
                       <w:color w:val="1A1A1A"/>
-                      <w:sz w:val="21"/>
-                      <w:szCs w:val="21"/>
+                      <w:sz w:val="23"/>
+                      <w:szCs w:val="23"/>
                     </w:rPr>
                     <w:tab/>
                   </w:r>
@@ -4988,8 +5250,8 @@
                     <w:rPr>
                       <w:rFonts w:ascii="Avenir Next" w:hAnsi="Avenir Next" w:cs="Avenir Next" w:eastAsia="Avenir Next"/>
                       <w:color w:val="1A1A1A"/>
-                      <w:sz w:val="21"/>
-                      <w:szCs w:val="21"/>
+                      <w:sz w:val="23"/>
+                      <w:szCs w:val="23"/>
                     </w:rPr>
                     <w:t xml:space="preserve">20</w:t>
                   </w:r>
@@ -5013,8 +5275,8 @@
                       <w:rFonts w:ascii="Avenir Next" w:hAnsi="Avenir Next" w:cs="Avenir Next" w:eastAsia="Avenir Next"/>
                       <w:b/>
                       <w:color w:val="003A70"/>
-                      <w:sz w:val="21"/>
-                      <w:szCs w:val="21"/>
+                      <w:sz w:val="23"/>
+                      <w:szCs w:val="23"/>
                     </w:rPr>
                     <w:t xml:space="preserve">C</w:t>
                   </w:r>
@@ -5022,8 +5284,8 @@
                     <w:rPr>
                       <w:rFonts w:ascii="Avenir Next" w:hAnsi="Avenir Next" w:cs="Avenir Next" w:eastAsia="Avenir Next"/>
                       <w:color w:val="1A1A1A"/>
-                      <w:sz w:val="21"/>
-                      <w:szCs w:val="21"/>
+                      <w:sz w:val="23"/>
+                      <w:szCs w:val="23"/>
                     </w:rPr>
                     <w:tab/>
                   </w:r>
@@ -5031,8 +5293,8 @@
                     <w:rPr>
                       <w:rFonts w:ascii="Avenir Next" w:hAnsi="Avenir Next" w:cs="Avenir Next" w:eastAsia="Avenir Next"/>
                       <w:color w:val="1A1A1A"/>
-                      <w:sz w:val="21"/>
-                      <w:szCs w:val="21"/>
+                      <w:sz w:val="23"/>
+                      <w:szCs w:val="23"/>
                     </w:rPr>
                     <w:t xml:space="preserve">26</w:t>
                   </w:r>
@@ -5056,8 +5318,8 @@
                       <w:rFonts w:ascii="Avenir Next" w:hAnsi="Avenir Next" w:cs="Avenir Next" w:eastAsia="Avenir Next"/>
                       <w:b/>
                       <w:color w:val="003A70"/>
-                      <w:sz w:val="21"/>
-                      <w:szCs w:val="21"/>
+                      <w:sz w:val="23"/>
+                      <w:szCs w:val="23"/>
                     </w:rPr>
                     <w:t xml:space="preserve">D</w:t>
                   </w:r>
@@ -5065,8 +5327,8 @@
                     <w:rPr>
                       <w:rFonts w:ascii="Avenir Next" w:hAnsi="Avenir Next" w:cs="Avenir Next" w:eastAsia="Avenir Next"/>
                       <w:color w:val="1A1A1A"/>
-                      <w:sz w:val="21"/>
-                      <w:szCs w:val="21"/>
+                      <w:sz w:val="23"/>
+                      <w:szCs w:val="23"/>
                     </w:rPr>
                     <w:tab/>
                   </w:r>
@@ -5074,8 +5336,8 @@
                     <w:rPr>
                       <w:rFonts w:ascii="Avenir Next" w:hAnsi="Avenir Next" w:cs="Avenir Next" w:eastAsia="Avenir Next"/>
                       <w:color w:val="1A1A1A"/>
-                      <w:sz w:val="21"/>
-                      <w:szCs w:val="21"/>
+                      <w:sz w:val="23"/>
+                      <w:szCs w:val="23"/>
                     </w:rPr>
                     <w:t xml:space="preserve">40</w:t>
                   </w:r>
@@ -5148,8 +5410,8 @@
                 <w:rFonts w:ascii="Avenir Next" w:hAnsi="Avenir Next" w:cs="Avenir Next" w:eastAsia="Avenir Next"/>
                 <w:b/>
                 <w:color w:val="1A1A1A"/>
-                <w:sz w:val="22"/>
-                <w:szCs w:val="22"/>
+                <w:sz w:val="24"/>
+                <w:szCs w:val="24"/>
               </w:rPr>
               <w:t xml:space="preserve">7.</w:t>
             </w:r>
@@ -5157,8 +5419,8 @@
               <w:rPr>
                 <w:rFonts w:ascii="Avenir Next" w:hAnsi="Avenir Next" w:cs="Avenir Next" w:eastAsia="Avenir Next"/>
                 <w:color w:val="1A1A1A"/>
-                <w:sz w:val="22"/>
-                <w:szCs w:val="22"/>
+                <w:sz w:val="24"/>
+                <w:szCs w:val="24"/>
               </w:rPr>
               <w:tab/>
             </w:r>
@@ -5166,8 +5428,8 @@
               <w:rPr>
                 <w:rFonts w:ascii="Avenir Next" w:hAnsi="Avenir Next" w:cs="Avenir Next" w:eastAsia="Avenir Next"/>
                 <w:color w:val="1A1A1A"/>
-                <w:sz w:val="22"/>
-                <w:szCs w:val="22"/>
+                <w:sz w:val="24"/>
+                <w:szCs w:val="24"/>
               </w:rPr>
               <w:t xml:space="preserve">A coat costs $119. It is 40% off. Which is the best estimate of the discount?</w:t>
             </w:r>
@@ -5186,8 +5448,8 @@
                 <w:rFonts w:ascii="Avenir Next" w:hAnsi="Avenir Next" w:cs="Avenir Next" w:eastAsia="Avenir Next"/>
                 <w:b/>
                 <w:color w:val="003A70"/>
-                <w:sz w:val="18"/>
-                <w:szCs w:val="18"/>
+                <w:sz w:val="21"/>
+                <w:szCs w:val="21"/>
               </w:rPr>
               <w:t xml:space="preserve">Step 1</w:t>
             </w:r>
@@ -5195,8 +5457,8 @@
               <w:rPr>
                 <w:rFonts w:ascii="Avenir Next" w:hAnsi="Avenir Next" w:cs="Avenir Next" w:eastAsia="Avenir Next"/>
                 <w:color w:val="1A1A1A"/>
-                <w:sz w:val="18"/>
-                <w:szCs w:val="18"/>
+                <w:sz w:val="21"/>
+                <w:szCs w:val="21"/>
               </w:rPr>
               <w:tab/>
             </w:r>
@@ -5204,8 +5466,8 @@
               <w:rPr>
                 <w:rFonts w:ascii="Avenir Next" w:hAnsi="Avenir Next" w:cs="Avenir Next" w:eastAsia="Avenir Next"/>
                 <w:color w:val="1A1A1A"/>
-                <w:sz w:val="21"/>
-                <w:szCs w:val="21"/>
+                <w:sz w:val="22"/>
+                <w:szCs w:val="22"/>
               </w:rPr>
               <w:t xml:space="preserve">Round $119 to $120.</w:t>
             </w:r>
@@ -5224,8 +5486,8 @@
                 <w:rFonts w:ascii="Avenir Next" w:hAnsi="Avenir Next" w:cs="Avenir Next" w:eastAsia="Avenir Next"/>
                 <w:b/>
                 <w:color w:val="003A70"/>
-                <w:sz w:val="18"/>
-                <w:szCs w:val="18"/>
+                <w:sz w:val="21"/>
+                <w:szCs w:val="21"/>
               </w:rPr>
               <w:t xml:space="preserve">Step 2</w:t>
             </w:r>
@@ -5233,8 +5495,8 @@
               <w:rPr>
                 <w:rFonts w:ascii="Avenir Next" w:hAnsi="Avenir Next" w:cs="Avenir Next" w:eastAsia="Avenir Next"/>
                 <w:color w:val="1A1A1A"/>
-                <w:sz w:val="18"/>
-                <w:szCs w:val="18"/>
+                <w:sz w:val="21"/>
+                <w:szCs w:val="21"/>
               </w:rPr>
               <w:tab/>
             </w:r>
@@ -5242,8 +5504,8 @@
               <w:rPr>
                 <w:rFonts w:ascii="Avenir Next" w:hAnsi="Avenir Next" w:cs="Avenir Next" w:eastAsia="Avenir Next"/>
                 <w:color w:val="1A1A1A"/>
-                <w:sz w:val="21"/>
-                <w:szCs w:val="21"/>
+                <w:sz w:val="22"/>
+                <w:szCs w:val="22"/>
               </w:rPr>
               <w:t xml:space="preserve">Find 10% of $120, then multiply by 4.</w:t>
             </w:r>
@@ -5298,8 +5560,8 @@
                       <w:rFonts w:ascii="Avenir Next" w:hAnsi="Avenir Next" w:cs="Avenir Next" w:eastAsia="Avenir Next"/>
                       <w:b/>
                       <w:color w:val="003A70"/>
-                      <w:sz w:val="21"/>
-                      <w:szCs w:val="21"/>
+                      <w:sz w:val="23"/>
+                      <w:szCs w:val="23"/>
                     </w:rPr>
                     <w:t xml:space="preserve">A</w:t>
                   </w:r>
@@ -5307,8 +5569,8 @@
                     <w:rPr>
                       <w:rFonts w:ascii="Avenir Next" w:hAnsi="Avenir Next" w:cs="Avenir Next" w:eastAsia="Avenir Next"/>
                       <w:color w:val="1A1A1A"/>
-                      <w:sz w:val="21"/>
-                      <w:szCs w:val="21"/>
+                      <w:sz w:val="23"/>
+                      <w:szCs w:val="23"/>
                     </w:rPr>
                     <w:tab/>
                   </w:r>
@@ -5316,8 +5578,8 @@
                     <w:rPr>
                       <w:rFonts w:ascii="Avenir Next" w:hAnsi="Avenir Next" w:cs="Avenir Next" w:eastAsia="Avenir Next"/>
                       <w:color w:val="1A1A1A"/>
-                      <w:sz w:val="21"/>
-                      <w:szCs w:val="21"/>
+                      <w:sz w:val="23"/>
+                      <w:szCs w:val="23"/>
                     </w:rPr>
                     <w:t xml:space="preserve">$4.80</w:t>
                   </w:r>
@@ -5341,8 +5603,8 @@
                       <w:rFonts w:ascii="Avenir Next" w:hAnsi="Avenir Next" w:cs="Avenir Next" w:eastAsia="Avenir Next"/>
                       <w:b/>
                       <w:color w:val="003A70"/>
-                      <w:sz w:val="21"/>
-                      <w:szCs w:val="21"/>
+                      <w:sz w:val="23"/>
+                      <w:szCs w:val="23"/>
                     </w:rPr>
                     <w:t xml:space="preserve">B</w:t>
                   </w:r>
@@ -5350,8 +5612,8 @@
                     <w:rPr>
                       <w:rFonts w:ascii="Avenir Next" w:hAnsi="Avenir Next" w:cs="Avenir Next" w:eastAsia="Avenir Next"/>
                       <w:color w:val="1A1A1A"/>
-                      <w:sz w:val="21"/>
-                      <w:szCs w:val="21"/>
+                      <w:sz w:val="23"/>
+                      <w:szCs w:val="23"/>
                     </w:rPr>
                     <w:tab/>
                   </w:r>
@@ -5359,8 +5621,8 @@
                     <w:rPr>
                       <w:rFonts w:ascii="Avenir Next" w:hAnsi="Avenir Next" w:cs="Avenir Next" w:eastAsia="Avenir Next"/>
                       <w:color w:val="1A1A1A"/>
-                      <w:sz w:val="21"/>
-                      <w:szCs w:val="21"/>
+                      <w:sz w:val="23"/>
+                      <w:szCs w:val="23"/>
                     </w:rPr>
                     <w:t xml:space="preserve">$40</w:t>
                   </w:r>
@@ -5384,8 +5646,8 @@
                       <w:rFonts w:ascii="Avenir Next" w:hAnsi="Avenir Next" w:cs="Avenir Next" w:eastAsia="Avenir Next"/>
                       <w:b/>
                       <w:color w:val="003A70"/>
-                      <w:sz w:val="21"/>
-                      <w:szCs w:val="21"/>
+                      <w:sz w:val="23"/>
+                      <w:szCs w:val="23"/>
                     </w:rPr>
                     <w:t xml:space="preserve">C</w:t>
                   </w:r>
@@ -5393,8 +5655,8 @@
                     <w:rPr>
                       <w:rFonts w:ascii="Avenir Next" w:hAnsi="Avenir Next" w:cs="Avenir Next" w:eastAsia="Avenir Next"/>
                       <w:color w:val="1A1A1A"/>
-                      <w:sz w:val="21"/>
-                      <w:szCs w:val="21"/>
+                      <w:sz w:val="23"/>
+                      <w:szCs w:val="23"/>
                     </w:rPr>
                     <w:tab/>
                   </w:r>
@@ -5402,8 +5664,8 @@
                     <w:rPr>
                       <w:rFonts w:ascii="Avenir Next" w:hAnsi="Avenir Next" w:cs="Avenir Next" w:eastAsia="Avenir Next"/>
                       <w:color w:val="1A1A1A"/>
-                      <w:sz w:val="21"/>
-                      <w:szCs w:val="21"/>
+                      <w:sz w:val="23"/>
+                      <w:szCs w:val="23"/>
                     </w:rPr>
                     <w:t xml:space="preserve">$48</w:t>
                   </w:r>
@@ -5427,8 +5689,8 @@
                       <w:rFonts w:ascii="Avenir Next" w:hAnsi="Avenir Next" w:cs="Avenir Next" w:eastAsia="Avenir Next"/>
                       <w:b/>
                       <w:color w:val="003A70"/>
-                      <w:sz w:val="21"/>
-                      <w:szCs w:val="21"/>
+                      <w:sz w:val="23"/>
+                      <w:szCs w:val="23"/>
                     </w:rPr>
                     <w:t xml:space="preserve">D</w:t>
                   </w:r>
@@ -5436,8 +5698,8 @@
                     <w:rPr>
                       <w:rFonts w:ascii="Avenir Next" w:hAnsi="Avenir Next" w:cs="Avenir Next" w:eastAsia="Avenir Next"/>
                       <w:color w:val="1A1A1A"/>
-                      <w:sz w:val="21"/>
-                      <w:szCs w:val="21"/>
+                      <w:sz w:val="23"/>
+                      <w:szCs w:val="23"/>
                     </w:rPr>
                     <w:tab/>
                   </w:r>
@@ -5445,8 +5707,8 @@
                     <w:rPr>
                       <w:rFonts w:ascii="Avenir Next" w:hAnsi="Avenir Next" w:cs="Avenir Next" w:eastAsia="Avenir Next"/>
                       <w:color w:val="1A1A1A"/>
-                      <w:sz w:val="21"/>
-                      <w:szCs w:val="21"/>
+                      <w:sz w:val="23"/>
+                      <w:szCs w:val="23"/>
                     </w:rPr>
                     <w:t xml:space="preserve">$72</w:t>
                   </w:r>
